--- a/EMIS_DW_Data_Quality_Issues_Register.docx
+++ b/EMIS_DW_Data_Quality_Issues_Register.docx
@@ -1,13 +1,13 @@
 
 <file path=word/document.xml><?xml version="1.0" encoding="utf-8"?>
-<w:document xmlns:wpc="http://schemas.microsoft.com/office/word/2010/wordprocessingCanvas" xmlns:mc="http://schemas.openxmlformats.org/markup-compatibility/2006" xmlns:o="urn:schemas-microsoft-com:office:office" xmlns:r="http://schemas.openxmlformats.org/officeDocument/2006/relationships" xmlns:m="http://schemas.openxmlformats.org/officeDocument/2006/math" xmlns:v="urn:schemas-microsoft-com:vml" xmlns:wp14="http://schemas.microsoft.com/office/word/2010/wordprocessingDrawing" xmlns:wp="http://schemas.openxmlformats.org/drawingml/2006/wordprocessingDrawing" xmlns:w10="urn:schemas-microsoft-com:office:word" xmlns:w="http://schemas.openxmlformats.org/wordprocessingml/2006/main" xmlns:w14="http://schemas.microsoft.com/office/word/2010/wordml" xmlns:w15="http://schemas.microsoft.com/office/word/2012/wordml" xmlns:wpg="http://schemas.microsoft.com/office/word/2010/wordprocessingGroup" xmlns:wpi="http://schemas.microsoft.com/office/word/2010/wordprocessingInk" xmlns:wne="http://schemas.microsoft.com/office/word/2006/wordml" xmlns:wps="http://schemas.microsoft.com/office/word/2010/wordprocessingShape" xmlns:cx="http://schemas.microsoft.com/office/drawing/2014/chartex" xmlns:cx1="http://schemas.microsoft.com/office/drawing/2015/9/8/chartex" xmlns:cx2="http://schemas.microsoft.com/office/drawing/2015/10/21/chartex" xmlns:cx3="http://schemas.microsoft.com/office/drawing/2016/5/9/chartex" xmlns:cx4="http://schemas.microsoft.com/office/drawing/2016/5/10/chartex" xmlns:cx5="http://schemas.microsoft.com/office/drawing/2016/5/11/chartex" xmlns:cx6="http://schemas.microsoft.com/office/drawing/2016/5/12/chartex" xmlns:cx7="http://schemas.microsoft.com/office/drawing/2016/5/13/chartex" xmlns:cx8="http://schemas.microsoft.com/office/drawing/2016/5/14/chartex" xmlns:aink="http://schemas.microsoft.com/office/drawing/2016/ink" xmlns:am3d="http://schemas.microsoft.com/office/drawing/2017/model3d" xmlns:w16cex="http://schemas.microsoft.com/office/word/2018/wordml/cex" xmlns:w16cid="http://schemas.microsoft.com/office/word/2016/wordml/cid" xmlns:w16="http://schemas.microsoft.com/office/word/2018/wordml" xmlns:w16sdtdh="http://schemas.microsoft.com/office/word/2020/wordml/sdtdatahash" xmlns:w16se="http://schemas.microsoft.com/office/word/2015/wordml/symex" mc:Ignorable="w14 w15 wp14">
+<w:document xmlns:wpc="http://schemas.microsoft.com/office/word/2010/wordprocessingCanvas" xmlns:cx="http://schemas.microsoft.com/office/drawing/2014/chartex" xmlns:cx1="http://schemas.microsoft.com/office/drawing/2015/9/8/chartex" xmlns:cx2="http://schemas.microsoft.com/office/drawing/2015/10/21/chartex" xmlns:cx3="http://schemas.microsoft.com/office/drawing/2016/5/9/chartex" xmlns:cx4="http://schemas.microsoft.com/office/drawing/2016/5/10/chartex" xmlns:cx5="http://schemas.microsoft.com/office/drawing/2016/5/11/chartex" xmlns:cx6="http://schemas.microsoft.com/office/drawing/2016/5/12/chartex" xmlns:cx7="http://schemas.microsoft.com/office/drawing/2016/5/13/chartex" xmlns:cx8="http://schemas.microsoft.com/office/drawing/2016/5/14/chartex" xmlns:mc="http://schemas.openxmlformats.org/markup-compatibility/2006" xmlns:aink="http://schemas.microsoft.com/office/drawing/2016/ink" xmlns:am3d="http://schemas.microsoft.com/office/drawing/2017/model3d" xmlns:o="urn:schemas-microsoft-com:office:office" xmlns:oel="http://schemas.microsoft.com/office/2019/extlst" xmlns:r="http://schemas.openxmlformats.org/officeDocument/2006/relationships" xmlns:m="http://schemas.openxmlformats.org/officeDocument/2006/math" xmlns:v="urn:schemas-microsoft-com:vml" xmlns:wp14="http://schemas.microsoft.com/office/word/2010/wordprocessingDrawing" xmlns:wp="http://schemas.openxmlformats.org/drawingml/2006/wordprocessingDrawing" xmlns:w10="urn:schemas-microsoft-com:office:word" xmlns:w="http://schemas.openxmlformats.org/wordprocessingml/2006/main" xmlns:w14="http://schemas.microsoft.com/office/word/2010/wordml" xmlns:w15="http://schemas.microsoft.com/office/word/2012/wordml" xmlns:w16cex="http://schemas.microsoft.com/office/word/2018/wordml/cex" xmlns:w16cid="http://schemas.microsoft.com/office/word/2016/wordml/cid" xmlns:w16="http://schemas.microsoft.com/office/word/2018/wordml" xmlns:w16du="http://schemas.microsoft.com/office/word/2023/wordml/word16du" xmlns:w16sdtdh="http://schemas.microsoft.com/office/word/2020/wordml/sdtdatahash" xmlns:w16se="http://schemas.microsoft.com/office/word/2015/wordml/symex" xmlns:wpg="http://schemas.microsoft.com/office/word/2010/wordprocessingGroup" xmlns:wpi="http://schemas.microsoft.com/office/word/2010/wordprocessingInk" xmlns:wne="http://schemas.microsoft.com/office/word/2006/wordml" xmlns:wps="http://schemas.microsoft.com/office/word/2010/wordprocessingShape" mc:Ignorable="w14 w15 w16se w16cid w16 w16cex w16sdtdh w16du wp14">
   <w:body>
     <w:p>
       <w:pPr>
         <w:pStyle w:val="Heading1"/>
       </w:pPr>
       <w:r>
-        <w:t xml:space="preserve">EMIS Data Warehouse — Data Quality Issues Register</w:t>
+        <w:t>EMIS Data Warehouse — Data Quality Issues Register</w:t>
       </w:r>
     </w:p>
     <w:p>
@@ -19,10 +19,8 @@
           <w:i/>
           <w:iCs/>
           <w:color w:val="595959"/>
-          <w:sz w:val="22"/>
-          <w:szCs w:val="22"/>
-        </w:rPr>
-        <w:t xml:space="preserve">Issues identified during data warehouse build and dashboard development — June 2026</w:t>
+        </w:rPr>
+        <w:t>Issues identified during data warehouse build and dashboard development — June 2026</w:t>
       </w:r>
     </w:p>
     <w:p>
@@ -34,16 +32,30 @@
           <w:i/>
           <w:iCs/>
           <w:color w:val="595959"/>
-          <w:sz w:val="22"/>
-          <w:szCs w:val="22"/>
-        </w:rPr>
-        <w:t xml:space="preserve">Prepared by: Lublaw Consultants (U) Ltd</w:t>
+        </w:rPr>
+        <w:t xml:space="preserve">Prepared by: </w:t>
+      </w:r>
+      <w:r>
+        <w:rPr>
+          <w:i/>
+          <w:iCs/>
+          <w:color w:val="595959"/>
+        </w:rPr>
+        <w:t>Nowa Lubega</w:t>
+      </w:r>
+      <w:r>
+        <w:rPr>
+          <w:i/>
+          <w:iCs/>
+          <w:color w:val="595959"/>
+        </w:rPr>
+        <w:t xml:space="preserve"> (EMIS QA)</w:t>
       </w:r>
     </w:p>
     <w:p>
       <w:pPr>
         <w:pBdr>
-          <w:bottom w:val="single" w:color="C00000" w:sz="6"/>
+          <w:bottom w:val="single" w:sz="6" w:space="0" w:color="C00000"/>
         </w:pBdr>
         <w:spacing w:after="320"/>
       </w:pPr>
@@ -59,7 +71,7 @@
           <w:sz w:val="24"/>
           <w:szCs w:val="24"/>
         </w:rPr>
-        <w:t xml:space="preserve">Executive Summary</w:t>
+        <w:t>Executive Summary</w:t>
       </w:r>
     </w:p>
     <w:p>
@@ -67,13 +79,13 @@
         <w:spacing w:after="320"/>
       </w:pPr>
       <w:r>
-        <w:t xml:space="preserve">During the build and testing of the EMIS Data Warehouse and associated Apache Superset dashboards, 11 data quality issues were identified across the schools and enrolment data marts. These issues range from missing data flags in the source system to inconsistent reference data. None of these issues are caused by the data warehouse ETL — they originate in the EMIS source system and must be addressed at the point of data capture. This document provides a register of all issues with recommended actions for the EMIS technical and data collection teams.</w:t>
+        <w:t>During the build and testing of the EMIS Data Warehouse and associated Apache Superset dashboards, 11 data quality issues were identified across the schools and enrolment data marts. These issues range from missing data flags in the source system to inconsistent reference data. None of these issues are caused by the data warehouse ETL — they originate in the EMIS source system and must be addressed at the point of data capture. This document provides a register of all issues with recommended actions for the EMIS technical and data collection teams.</w:t>
       </w:r>
     </w:p>
     <w:p>
       <w:pPr>
         <w:pBdr>
-          <w:bottom w:val="single" w:color="C00000" w:sz="6"/>
+          <w:bottom w:val="single" w:sz="6" w:space="0" w:color="C00000"/>
         </w:pBdr>
         <w:spacing w:after="320"/>
       </w:pPr>
@@ -83,7 +95,7 @@
         <w:pStyle w:val="Heading2"/>
       </w:pPr>
       <w:r>
-        <w:t xml:space="preserve">Issue 1 — Repeating Flag Not Captured</w:t>
+        <w:t>Issue 1 — Repeating Flag Not Captured</w:t>
       </w:r>
     </w:p>
     <w:p>
@@ -103,7 +115,7 @@
           <w:bCs/>
           <w:color w:val="C00000"/>
         </w:rPr>
-        <w:t xml:space="preserve">HIGH</w:t>
+        <w:t>HIGH</w:t>
       </w:r>
     </w:p>
     <w:p>
@@ -118,7 +130,7 @@
         <w:t xml:space="preserve">Affected Mart: </w:t>
       </w:r>
       <w:r>
-        <w:t xml:space="preserve">Enrolment</w:t>
+        <w:t>Enrolment</w:t>
       </w:r>
     </w:p>
     <w:p>
@@ -133,7 +145,15 @@
         <w:t xml:space="preserve">Finding: </w:t>
       </w:r>
       <w:r>
-        <w:t xml:space="preserve">The field learner_enrolments.is_repeating_yn is FALSE for all 21.5 million enrolment records. The 2017 Statistical Abstract reported a national primary repetition rate of 8.8%, meaning approximately 800,000 learners should be flagged as repeaters. The current data shows 0%.</w:t>
+        <w:t xml:space="preserve">The field </w:t>
+      </w:r>
+      <w:proofErr w:type="spellStart"/>
+      <w:r>
+        <w:t>learner_enrolments.is_repeating_yn</w:t>
+      </w:r>
+      <w:proofErr w:type="spellEnd"/>
+      <w:r>
+        <w:t xml:space="preserve"> is FALSE for all 21.5 million enrolment records. The 2017 Statistical Abstract reported a national primary repetition rate of 8.8%, meaning approximately 800,000 learners should be flagged as repeaters. The current data shows 0%.</w:t>
       </w:r>
     </w:p>
     <w:p>
@@ -148,7 +168,7 @@
         <w:t xml:space="preserve">Impact: </w:t>
       </w:r>
       <w:r>
-        <w:t xml:space="preserve">Repetition rate — a key MoES education quality indicator — cannot be reported from the data warehouse.</w:t>
+        <w:t>Repetition rate — a key MoES education quality indicator — cannot be reported from the data warehouse.</w:t>
       </w:r>
     </w:p>
     <w:p>
@@ -163,7 +183,10 @@
         <w:t xml:space="preserve">Recommended Action: </w:t>
       </w:r>
       <w:r>
-        <w:t xml:space="preserve">The EMIS data capture team must ensure the repeating flag is set correctly during term enrolment capture. Schools should be instructed to mark learners repeating a grade during the enrolment process.</w:t>
+        <w:t>The EMIS data capture team must ensure the repeating flag is set correctly during term enrolment capture. Schools should be instructed to mark learners repeating a grade during the enrolment process.</w:t>
+      </w:r>
+      <w:r>
+        <w:t xml:space="preserve"> If there is a different way of capturing repeaters then is should be reviewed and explicitly documented. </w:t>
       </w:r>
     </w:p>
     <w:p>
@@ -171,7 +194,7 @@
         <w:pStyle w:val="Heading2"/>
       </w:pPr>
       <w:r>
-        <w:t xml:space="preserve">Issue 2 — NEW Enrolment Type Not Used</w:t>
+        <w:t>Issue 2 — NEW Enrolment Type Not Used</w:t>
       </w:r>
     </w:p>
     <w:p>
@@ -191,7 +214,7 @@
           <w:bCs/>
           <w:color w:val="C00000"/>
         </w:rPr>
-        <w:t xml:space="preserve">HIGH</w:t>
+        <w:t>HIGH</w:t>
       </w:r>
     </w:p>
     <w:p>
@@ -206,7 +229,7 @@
         <w:t xml:space="preserve">Affected Mart: </w:t>
       </w:r>
       <w:r>
-        <w:t xml:space="preserve">Enrolment</w:t>
+        <w:t>Enrolment</w:t>
       </w:r>
     </w:p>
     <w:p>
@@ -221,7 +244,7 @@
         <w:t xml:space="preserve">Finding: </w:t>
       </w:r>
       <w:r>
-        <w:t xml:space="preserve">The EMIS system has four enrolment types: BASELINE, NEW, CONTINUING and TRANSFER. Analysis of 5.5 million enrolment records shows zero records with the NEW type. Only BASELINE (369,424), CONTINUING (5,128,579) and TRANSFER (36,925) are being used.</w:t>
+        <w:t>The EMIS system has four enrolment types: BASELINE, NEW, CONTINUING and TRANSFER. Analysis of 5.5 million enrolment records shows zero records with the NEW type. Only BASELINE (369,424), CONTINUING (5,128,579) and TRANSFER (36,925) are being used.</w:t>
       </w:r>
     </w:p>
     <w:p>
@@ -236,7 +259,18 @@
         <w:t xml:space="preserve">Impact: </w:t>
       </w:r>
       <w:r>
-        <w:t xml:space="preserve">New enrolees cannot be distinguished from continuing learners. Net Intake Rate (NIR) and Grade 1 intake analysis cannot be computed accurately.</w:t>
+        <w:t>New enrolees cannot be distinguished from continuing learners. Net Intake Rate (NIR) and Grade 1 intake analysis cannot be computed accurately.</w:t>
+      </w:r>
+      <w:r>
+        <w:t xml:space="preserve"> If there is a different way of </w:t>
+      </w:r>
+      <w:proofErr w:type="spellStart"/>
+      <w:r>
+        <w:t>captureing</w:t>
+      </w:r>
+      <w:proofErr w:type="spellEnd"/>
+      <w:r>
+        <w:t xml:space="preserve"> new enrolees then it should be reviewed and documented. </w:t>
       </w:r>
     </w:p>
     <w:p>
@@ -248,10 +282,11 @@
           <w:b/>
           <w:bCs/>
         </w:rPr>
+        <w:lastRenderedPageBreak/>
         <w:t xml:space="preserve">Recommended Action: </w:t>
       </w:r>
       <w:r>
-        <w:t xml:space="preserve">EMIS data capture guidelines should be updated to instruct schools to use the NEW enrolment type for first-time enrolees. A data migration exercise may be needed to reclassify existing BASELINE records.</w:t>
+        <w:t>EMIS data capture guidelines should be updated to instruct schools to use the NEW enrolment type for first-time enrolees. A data migration exercise may be needed to reclassify existing BASELINE records.</w:t>
       </w:r>
     </w:p>
     <w:p>
@@ -259,7 +294,7 @@
         <w:pStyle w:val="Heading2"/>
       </w:pPr>
       <w:r>
-        <w:t xml:space="preserve">Issue 3 — Pre-Primary Enrolment Severely Undercounted</w:t>
+        <w:t>Issue 3 — Pre-Primary Enrolment Severely Undercounted</w:t>
       </w:r>
     </w:p>
     <w:p>
@@ -279,7 +314,7 @@
           <w:bCs/>
           <w:color w:val="C00000"/>
         </w:rPr>
-        <w:t xml:space="preserve">HIGH</w:t>
+        <w:t>HIGH</w:t>
       </w:r>
     </w:p>
     <w:p>
@@ -294,7 +329,7 @@
         <w:t xml:space="preserve">Affected Mart: </w:t>
       </w:r>
       <w:r>
-        <w:t xml:space="preserve">Enrolment</w:t>
+        <w:t>Enrolment</w:t>
       </w:r>
     </w:p>
     <w:p>
@@ -309,7 +344,7 @@
         <w:t xml:space="preserve">Finding: </w:t>
       </w:r>
       <w:r>
-        <w:t xml:space="preserve">Only 145 pre-primary learners appear in the enrolment fact table. The 2017 Statistical Abstract reported 608,973 pre-primary enrolments nationally. Pre-primary schools exist in the schools register (27,882 schools) but are not capturing learner-level enrolment data in EMIS.</w:t>
+        <w:t>Only 145 pre-primary learners appear in the enrolment fact table. The 2017 Statistical Abstract reported 608,973 pre-primary enrolments nationally. Pre-primary schools exist in the schools register (27,882 schools) but are not capturing learner-level enrolment data in EMIS.</w:t>
       </w:r>
     </w:p>
     <w:p>
@@ -324,7 +359,7 @@
         <w:t xml:space="preserve">Impact: </w:t>
       </w:r>
       <w:r>
-        <w:t xml:space="preserve">Pre-primary analysis is completely unreliable. GER for pre-primary level cannot be computed. This is the fastest growing sub-sector in Uganda's education system and requires urgent data capture attention.</w:t>
+        <w:t>Pre-primary analysis is completely unreliable. GER for pre-primary level cannot be computed. This is the fastest growing sub-sector in Uganda's education system and requires urgent data capture attention.</w:t>
       </w:r>
     </w:p>
     <w:p>
@@ -339,7 +374,7 @@
         <w:t xml:space="preserve">Recommended Action: </w:t>
       </w:r>
       <w:r>
-        <w:t xml:space="preserve">Roll out learner-level enrolment capture to pre-primary schools as a priority. Consider a simplified data collection form for ECD centres given their typically lower administrative capacity.</w:t>
+        <w:t>Roll out learner-level enrolment capture to pre-primary schools as a priority. Consider a simplified data collection form for ECD centres given their typically lower administrative capacity.</w:t>
       </w:r>
     </w:p>
     <w:p>
@@ -347,7 +382,7 @@
         <w:pStyle w:val="Heading2"/>
       </w:pPr>
       <w:r>
-        <w:t xml:space="preserve">Issue 4 — Founding Body Missing for 61% of Schools</w:t>
+        <w:t>Issue 4 — Founding Body Missing for 61% of Schools</w:t>
       </w:r>
     </w:p>
     <w:p>
@@ -367,7 +402,7 @@
           <w:bCs/>
           <w:color w:val="FF6600"/>
         </w:rPr>
-        <w:t xml:space="preserve">MEDIUM</w:t>
+        <w:t>MEDIUM</w:t>
       </w:r>
     </w:p>
     <w:p>
@@ -382,7 +417,7 @@
         <w:t xml:space="preserve">Affected Mart: </w:t>
       </w:r>
       <w:r>
-        <w:t xml:space="preserve">Schools</w:t>
+        <w:t>Schools</w:t>
       </w:r>
     </w:p>
     <w:p>
@@ -397,7 +432,7 @@
         <w:t xml:space="preserve">Finding: </w:t>
       </w:r>
       <w:r>
-        <w:t xml:space="preserve">55,770 out of 90,858 registered schools (61%) have no founding body recorded in EMIS. The known founding bodies are Entrepreneurs (16,258), Community (5,446), Church of Uganda (4,946), Roman Catholic (4,277), CBOs/NGOs (1,615), Islamic (1,349), Government (806) and SDA (334).</w:t>
+        <w:t>55,770 out of 90,858 registered schools (61%) have no founding body recorded in EMIS. The known founding bodies are Entrepreneurs (16,258), Community (5,446), Church of Uganda (4,946), Roman Catholic (4,277), CBOs/NGOs (1,615), Islamic (1,349), Government (806) and SDA (334).</w:t>
       </w:r>
     </w:p>
     <w:p>
@@ -412,7 +447,7 @@
         <w:t xml:space="preserve">Impact: </w:t>
       </w:r>
       <w:r>
-        <w:t xml:space="preserve">Founding body analysis covers only 39% of schools. Policy reports on faith-based vs private sector school ownership are incomplete.</w:t>
+        <w:t>Founding body analysis covers only 39% of schools. Policy reports on faith-based vs private sector school ownership are incomplete.</w:t>
       </w:r>
     </w:p>
     <w:p>
@@ -427,7 +462,7 @@
         <w:t xml:space="preserve">Recommended Action: </w:t>
       </w:r>
       <w:r>
-        <w:t xml:space="preserve">Include founding body as a mandatory field in the annual school census (ASC). A targeted data clean-up exercise for existing schools should be conducted.</w:t>
+        <w:t>Include founding body as a mandatory field in the annual school census (ASC). A targeted data clean-up exercise for existing schools should be conducted.</w:t>
       </w:r>
     </w:p>
     <w:p>
@@ -435,7 +470,7 @@
         <w:pStyle w:val="Heading2"/>
       </w:pPr>
       <w:r>
-        <w:t xml:space="preserve">Issue 5 — Sex Composition Unknown for Many Schools</w:t>
+        <w:t>Issue 5 — Sex Composition Unknown for Many Schools</w:t>
       </w:r>
     </w:p>
     <w:p>
@@ -455,7 +490,7 @@
           <w:bCs/>
           <w:color w:val="FF6600"/>
         </w:rPr>
-        <w:t xml:space="preserve">MEDIUM</w:t>
+        <w:t>MEDIUM</w:t>
       </w:r>
     </w:p>
     <w:p>
@@ -470,7 +505,7 @@
         <w:t xml:space="preserve">Affected Mart: </w:t>
       </w:r>
       <w:r>
-        <w:t xml:space="preserve">Schools</w:t>
+        <w:t>Schools</w:t>
       </w:r>
     </w:p>
     <w:p>
@@ -485,7 +520,7 @@
         <w:t xml:space="preserve">Finding: </w:t>
       </w:r>
       <w:r>
-        <w:t xml:space="preserve">A significant number of schools have NULL sex composition (Mixed/Boys Only/Girls Only). This appears as a large Unknown slice on the dashboard pie chart.</w:t>
+        <w:t>A significant number of schools have NULL sex composition (Mixed/Boys Only/Girls Only). This appears as a large Unknown slice on the dashboard pie chart.</w:t>
       </w:r>
     </w:p>
     <w:p>
@@ -500,7 +535,7 @@
         <w:t xml:space="preserve">Impact: </w:t>
       </w:r>
       <w:r>
-        <w:t xml:space="preserve">Gender composition analysis of the school system is incomplete. Cannot accurately report the proportion of single-sex vs mixed schools.</w:t>
+        <w:t>Gender composition analysis of the school system is incomplete. Cannot accurately report the proportion of single-sex vs mixed schools.</w:t>
       </w:r>
     </w:p>
     <w:p>
@@ -515,7 +550,7 @@
         <w:t xml:space="preserve">Recommended Action: </w:t>
       </w:r>
       <w:r>
-        <w:t xml:space="preserve">Make sex composition a mandatory field during school registration and annual school census. Run a data clean-up for existing records.</w:t>
+        <w:t>Make sex composition a mandatory field during school registration and annual school census. Run a data clean-up for existing records.</w:t>
       </w:r>
     </w:p>
     <w:p>
@@ -523,7 +558,7 @@
         <w:pStyle w:val="Heading2"/>
       </w:pPr>
       <w:r>
-        <w:t xml:space="preserve">Issue 6 — Boarding Status Unknown for Many Schools</w:t>
+        <w:t>Issue 6 — Boarding Status Unknown for Many Schools</w:t>
       </w:r>
     </w:p>
     <w:p>
@@ -543,7 +578,7 @@
           <w:bCs/>
           <w:color w:val="FF6600"/>
         </w:rPr>
-        <w:t xml:space="preserve">MEDIUM</w:t>
+        <w:t>MEDIUM</w:t>
       </w:r>
     </w:p>
     <w:p>
@@ -558,7 +593,7 @@
         <w:t xml:space="preserve">Affected Mart: </w:t>
       </w:r>
       <w:r>
-        <w:t xml:space="preserve">Schools</w:t>
+        <w:t>Schools</w:t>
       </w:r>
     </w:p>
     <w:p>
@@ -573,22 +608,23 @@
         <w:t xml:space="preserve">Finding: </w:t>
       </w:r>
       <w:r>
-        <w:t xml:space="preserve">A large proportion of schools have NULL boarding status (Day School/Boarding/Both). This appears as a large Unknown slice on the dashboard boarding status chart.</w:t>
-      </w:r>
-    </w:p>
-    <w:p>
-      <w:pPr>
-        <w:spacing w:after="80"/>
-      </w:pPr>
-      <w:r>
-        <w:rPr>
-          <w:b/>
-          <w:bCs/>
-        </w:rPr>
+        <w:t>A large proportion of schools have NULL boarding status (Day School/Boarding/Both). This appears as a large Unknown slice on the dashboard boarding status chart.</w:t>
+      </w:r>
+    </w:p>
+    <w:p>
+      <w:pPr>
+        <w:spacing w:after="80"/>
+      </w:pPr>
+      <w:r>
+        <w:rPr>
+          <w:b/>
+          <w:bCs/>
+        </w:rPr>
+        <w:lastRenderedPageBreak/>
         <w:t xml:space="preserve">Impact: </w:t>
       </w:r>
       <w:r>
-        <w:t xml:space="preserve">Cannot accurately report the proportion of boarding vs day schools nationally or by district.</w:t>
+        <w:t>Cannot accurately report the proportion of boarding vs day schools nationally or by district.</w:t>
       </w:r>
     </w:p>
     <w:p>
@@ -603,7 +639,7 @@
         <w:t xml:space="preserve">Recommended Action: </w:t>
       </w:r>
       <w:r>
-        <w:t xml:space="preserve">Make boarding status a mandatory field during school registration and annual school census.</w:t>
+        <w:t>Make boarding status a mandatory field during school registration and annual school census.</w:t>
       </w:r>
     </w:p>
     <w:p>
@@ -611,7 +647,7 @@
         <w:pStyle w:val="Heading2"/>
       </w:pPr>
       <w:r>
-        <w:t xml:space="preserve">Issue 7 — School Type Inconsistency in Reference Data</w:t>
+        <w:t>Issue 7 — School Type Inconsistency in Reference Data</w:t>
       </w:r>
     </w:p>
     <w:p>
@@ -631,7 +667,7 @@
           <w:bCs/>
           <w:color w:val="70AD47"/>
         </w:rPr>
-        <w:t xml:space="preserve">LOW</w:t>
+        <w:t>LOW</w:t>
       </w:r>
     </w:p>
     <w:p>
@@ -646,7 +682,7 @@
         <w:t xml:space="preserve">Affected Mart: </w:t>
       </w:r>
       <w:r>
-        <w:t xml:space="preserve">Schools</w:t>
+        <w:t>Schools</w:t>
       </w:r>
     </w:p>
     <w:p>
@@ -661,7 +697,15 @@
         <w:t xml:space="preserve">Finding: </w:t>
       </w:r>
       <w:r>
-        <w:t xml:space="preserve">The reference table public.setting_school_types contains both 'PRIMARY SCHOOL' (uppercase, 52,395 schools) and 'primary' (lowercase, 4 schools). These are the same school type stored inconsistently.</w:t>
+        <w:t xml:space="preserve">The reference table </w:t>
+      </w:r>
+      <w:proofErr w:type="spellStart"/>
+      <w:r>
+        <w:t>public.setting_school_types</w:t>
+      </w:r>
+      <w:proofErr w:type="spellEnd"/>
+      <w:r>
+        <w:t xml:space="preserve"> contains both 'PRIMARY SCHOOL' (uppercase, 52,395 schools) and 'primary' (lowercase, 4 schools). These are the same school type stored inconsistently.</w:t>
       </w:r>
     </w:p>
     <w:p>
@@ -676,7 +720,7 @@
         <w:t xml:space="preserve">Impact: </w:t>
       </w:r>
       <w:r>
-        <w:t xml:space="preserve">Minor — fixed in the dashboard query using a CASE statement. However the source data remains inconsistent.</w:t>
+        <w:t>Minor — fixed in the dashboard query using a CASE statement. However the source data remains inconsistent.</w:t>
       </w:r>
     </w:p>
     <w:p>
@@ -691,7 +735,15 @@
         <w:t xml:space="preserve">Recommended Action: </w:t>
       </w:r>
       <w:r>
-        <w:t xml:space="preserve">Run: UPDATE public.setting_school_types SET name = 'PRIMARY SCHOOL' WHERE name = 'primary'; to fix the source data.</w:t>
+        <w:t xml:space="preserve">Run: UPDATE </w:t>
+      </w:r>
+      <w:proofErr w:type="spellStart"/>
+      <w:r>
+        <w:t>public.setting_school_types</w:t>
+      </w:r>
+      <w:proofErr w:type="spellEnd"/>
+      <w:r>
+        <w:t xml:space="preserve"> SET name = 'PRIMARY SCHOOL' WHERE name = 'primary'; to fix the source data.</w:t>
       </w:r>
     </w:p>
     <w:p>
@@ -699,7 +751,7 @@
         <w:pStyle w:val="Heading2"/>
       </w:pPr>
       <w:r>
-        <w:t xml:space="preserve">Issue 8 — SSEMBABULE District Name Inconsistency</w:t>
+        <w:t>Issue 8 — SSEMBABULE District Name Inconsistency</w:t>
       </w:r>
     </w:p>
     <w:p>
@@ -719,7 +771,7 @@
           <w:bCs/>
           <w:color w:val="70AD47"/>
         </w:rPr>
-        <w:t xml:space="preserve">LOW</w:t>
+        <w:t>LOW</w:t>
       </w:r>
     </w:p>
     <w:p>
@@ -734,7 +786,7 @@
         <w:t xml:space="preserve">Affected Marts: </w:t>
       </w:r>
       <w:r>
-        <w:t xml:space="preserve">Schools, Enrolment</w:t>
+        <w:t>Schools, Enrolment</w:t>
       </w:r>
     </w:p>
     <w:p>
@@ -749,7 +801,15 @@
         <w:t xml:space="preserve">Finding: </w:t>
       </w:r>
       <w:r>
-        <w:t xml:space="preserve">The district SSEMBABULE was stored under two spellings in admin_units_dim: 'SSEMBABULE' (690 schools) and 'SEMBABULE' (29 schools). This split the district into two separate entries in reports.</w:t>
+        <w:t xml:space="preserve">The district SSEMBABULE was stored under two spellings in </w:t>
+      </w:r>
+      <w:proofErr w:type="spellStart"/>
+      <w:r>
+        <w:t>admin_units_dim</w:t>
+      </w:r>
+      <w:proofErr w:type="spellEnd"/>
+      <w:r>
+        <w:t>: 'SSEMBABULE' (690 schools) and 'SEMBABULE' (29 schools). This split the district into two separate entries in reports.</w:t>
       </w:r>
     </w:p>
     <w:p>
@@ -764,7 +824,15 @@
         <w:t xml:space="preserve">Impact: </w:t>
       </w:r>
       <w:r>
-        <w:t xml:space="preserve">District reports showed SSEMBABULE with 690 schools and a separate SEMBABULE with 29 schools instead of one combined entry of 719 schools. Fixed in school_district_map.</w:t>
+        <w:t xml:space="preserve">District reports showed SSEMBABULE with 690 schools and a separate SEMBABULE with 29 schools instead of one combined entry of 719 schools. Fixed in </w:t>
+      </w:r>
+      <w:proofErr w:type="spellStart"/>
+      <w:r>
+        <w:t>school_district_map</w:t>
+      </w:r>
+      <w:proofErr w:type="spellEnd"/>
+      <w:r>
+        <w:t>.</w:t>
       </w:r>
     </w:p>
     <w:p>
@@ -779,7 +847,15 @@
         <w:t xml:space="preserve">Recommended Action: </w:t>
       </w:r>
       <w:r>
-        <w:t xml:space="preserve">Fix the spelling in the source administrative_units.admin_units table. The correct spelling is SSEMBABULE.</w:t>
+        <w:t xml:space="preserve">Fix the spelling in the source </w:t>
+      </w:r>
+      <w:proofErr w:type="spellStart"/>
+      <w:r>
+        <w:t>administrative_units.admin_units</w:t>
+      </w:r>
+      <w:proofErr w:type="spellEnd"/>
+      <w:r>
+        <w:t xml:space="preserve"> table. The correct spelling is SSEMBABULE.</w:t>
       </w:r>
     </w:p>
     <w:p>
@@ -787,7 +863,7 @@
         <w:pStyle w:val="Heading2"/>
       </w:pPr>
       <w:r>
-        <w:t xml:space="preserve">Issue 9 — Only 18.5% of Schools Reporting Enrolment</w:t>
+        <w:t>Issue 9 — Only 18.5% of Schools Reporting Enrolment</w:t>
       </w:r>
     </w:p>
     <w:p>
@@ -807,7 +883,7 @@
           <w:bCs/>
           <w:color w:val="C00000"/>
         </w:rPr>
-        <w:t xml:space="preserve">HIGH</w:t>
+        <w:t>HIGH</w:t>
       </w:r>
     </w:p>
     <w:p>
@@ -822,7 +898,7 @@
         <w:t xml:space="preserve">Affected Mart: </w:t>
       </w:r>
       <w:r>
-        <w:t xml:space="preserve">Enrolment</w:t>
+        <w:t>Enrolment</w:t>
       </w:r>
     </w:p>
     <w:p>
@@ -837,7 +913,7 @@
         <w:t xml:space="preserve">Finding: </w:t>
       </w:r>
       <w:r>
-        <w:t xml:space="preserve">Only 16,837 out of 90,858 registered schools (18.5%) are capturing learner-level enrolment data in EMIS. Key examples: Wakiso has 12,315 registered schools but only 1,584 (13%) reporting enrolment. Kampala has 4,289 schools but only 583 (14%) reporting.</w:t>
+        <w:t>Only 16,837 out of 90,858 registered schools (18.5%) are capturing learner-level enrolment data in EMIS. Key examples: Wakiso has 12,315 registered schools but only 1,584 (13%) reporting enrolment. Kampala has 4,289 schools but only 583 (14%) reporting.</w:t>
       </w:r>
     </w:p>
     <w:p>
@@ -852,7 +928,7 @@
         <w:t xml:space="preserve">Impact: </w:t>
       </w:r>
       <w:r>
-        <w:t xml:space="preserve">National enrolment figures in the data warehouse significantly undercount actual enrolment. District enrolment comparisons are unreliable. GER and NER calculations are based on incomplete data.</w:t>
+        <w:t>National enrolment figures in the data warehouse significantly undercount actual enrolment. District enrolment comparisons are unreliable. GER and NER calculations are based on incomplete data.</w:t>
       </w:r>
     </w:p>
     <w:p>
@@ -867,7 +943,7 @@
         <w:t xml:space="preserve">Recommended Action: </w:t>
       </w:r>
       <w:r>
-        <w:t xml:space="preserve">Develop a phased rollout plan to bring all registered schools — particularly private schools — onto the EMIS learner capture system. Set a target of 80% school reporting rate within 2 years.</w:t>
+        <w:t>Develop a phased rollout plan to bring all registered schools — particularly private schools — onto the EMIS learner capture system. Set a target of 80% school reporting rate within 2 years.</w:t>
       </w:r>
     </w:p>
     <w:p>
@@ -875,7 +951,7 @@
         <w:pStyle w:val="Heading2"/>
       </w:pPr>
       <w:r>
-        <w:t xml:space="preserve">Issue 10 — Legacy Admin Unit IDs in Schools Data</w:t>
+        <w:t>Issue 10 — Legacy Admin Unit IDs in Schools Data</w:t>
       </w:r>
     </w:p>
     <w:p>
@@ -895,7 +971,7 @@
           <w:bCs/>
           <w:color w:val="70AD47"/>
         </w:rPr>
-        <w:t xml:space="preserve">LOW</w:t>
+        <w:t>LOW</w:t>
       </w:r>
     </w:p>
     <w:p>
@@ -910,22 +986,31 @@
         <w:t xml:space="preserve">Affected Mart: </w:t>
       </w:r>
       <w:r>
-        <w:t xml:space="preserve">Schools</w:t>
-      </w:r>
-    </w:p>
-    <w:p>
-      <w:pPr>
-        <w:spacing w:after="80"/>
-      </w:pPr>
-      <w:r>
-        <w:rPr>
-          <w:b/>
-          <w:bCs/>
-        </w:rPr>
+        <w:t>Schools</w:t>
+      </w:r>
+    </w:p>
+    <w:p>
+      <w:pPr>
+        <w:spacing w:after="80"/>
+      </w:pPr>
+      <w:r>
+        <w:rPr>
+          <w:b/>
+          <w:bCs/>
+        </w:rPr>
+        <w:lastRenderedPageBreak/>
         <w:t xml:space="preserve">Finding: </w:t>
       </w:r>
       <w:r>
-        <w:t xml:space="preserve">7,524 schools had parish/admin unit IDs from the old OLTP system that do not exist in the new administrative_units schema. These schools could not be linked to their correct administrative unit through the standard join.</w:t>
+        <w:t xml:space="preserve">7,524 schools had parish/admin unit IDs from the old OLTP system that do not exist in the new </w:t>
+      </w:r>
+      <w:proofErr w:type="spellStart"/>
+      <w:r>
+        <w:t>administrative_units</w:t>
+      </w:r>
+      <w:proofErr w:type="spellEnd"/>
+      <w:r>
+        <w:t xml:space="preserve"> schema. These schools could not be linked to their correct administrative unit through the standard join.</w:t>
       </w:r>
     </w:p>
     <w:p>
@@ -940,7 +1025,7 @@
         <w:t xml:space="preserve">Impact: </w:t>
       </w:r>
       <w:r>
-        <w:t xml:space="preserve">Minor — resolved during ETL using a smart fallback to higher admin unit levels (sub-county, county, district). All 7,524 schools are now correctly assigned to their district.</w:t>
+        <w:t>Minor — resolved during ETL using a smart fallback to higher admin unit levels (sub-county, county, district). All 7,524 schools are now correctly assigned to their district.</w:t>
       </w:r>
     </w:p>
     <w:p>
@@ -955,7 +1040,23 @@
         <w:t xml:space="preserve">Recommended Action: </w:t>
       </w:r>
       <w:r>
-        <w:t xml:space="preserve">The EMIS technical team should migrate the legacy parish IDs in public.schools to the new administrative_units.admin_units IDs to eliminate the need for the fallback workaround.</w:t>
+        <w:t xml:space="preserve">The EMIS technical team should migrate the legacy parish IDs in </w:t>
+      </w:r>
+      <w:proofErr w:type="spellStart"/>
+      <w:r>
+        <w:t>public.schools</w:t>
+      </w:r>
+      <w:proofErr w:type="spellEnd"/>
+      <w:r>
+        <w:t xml:space="preserve"> to the new </w:t>
+      </w:r>
+      <w:proofErr w:type="spellStart"/>
+      <w:r>
+        <w:t>administrative_units.admin_units</w:t>
+      </w:r>
+      <w:proofErr w:type="spellEnd"/>
+      <w:r>
+        <w:t xml:space="preserve"> IDs to eliminate the need for the fallback workaround.</w:t>
       </w:r>
     </w:p>
     <w:p>
@@ -963,7 +1064,7 @@
         <w:pStyle w:val="Heading2"/>
       </w:pPr>
       <w:r>
-        <w:t xml:space="preserve">Issue 11 — Teacher Transfers Table Empty</w:t>
+        <w:t>Issue 11 — Teacher Transfers Table Empty</w:t>
       </w:r>
     </w:p>
     <w:p>
@@ -983,7 +1084,7 @@
           <w:bCs/>
           <w:color w:val="FF6600"/>
         </w:rPr>
-        <w:t xml:space="preserve">MEDIUM</w:t>
+        <w:t>MEDIUM</w:t>
       </w:r>
     </w:p>
     <w:p>
@@ -998,7 +1099,7 @@
         <w:t xml:space="preserve">Affected Mart: </w:t>
       </w:r>
       <w:r>
-        <w:t xml:space="preserve">Teacher Transfers</w:t>
+        <w:t>Teacher Transfers</w:t>
       </w:r>
     </w:p>
     <w:p>
@@ -1013,7 +1114,15 @@
         <w:t xml:space="preserve">Finding: </w:t>
       </w:r>
       <w:r>
-        <w:t xml:space="preserve">The source table public.teacher_transfers has zero rows. Teacher transfer data is not being recorded in EMIS despite the table structure existing in the system.</w:t>
+        <w:t xml:space="preserve">The source table </w:t>
+      </w:r>
+      <w:proofErr w:type="spellStart"/>
+      <w:r>
+        <w:t>public.teacher_transfers</w:t>
+      </w:r>
+      <w:proofErr w:type="spellEnd"/>
+      <w:r>
+        <w:t xml:space="preserve"> has zero rows. Teacher transfer data is not being recorded in EMIS despite the table structure existing in the system.</w:t>
       </w:r>
     </w:p>
     <w:p>
@@ -1028,7 +1137,7 @@
         <w:t xml:space="preserve">Impact: </w:t>
       </w:r>
       <w:r>
-        <w:t xml:space="preserve">The Teacher Transfers data mart has no data to report on. Cannot analyse teacher mobility, deployment duration, or transfer patterns by district.</w:t>
+        <w:t>The Teacher Transfers data mart has no data to report on. Cannot analyse teacher mobility, deployment duration, or transfer patterns by district.</w:t>
       </w:r>
     </w:p>
     <w:p>
@@ -1043,13 +1152,13 @@
         <w:t xml:space="preserve">Recommended Action: </w:t>
       </w:r>
       <w:r>
-        <w:t xml:space="preserve">The EMIS HR module should be configured to record teacher transfers. The data warehouse ETL is ready — it will automatically pick up transfer data as soon as it starts flowing into the source system.</w:t>
+        <w:t>The EMIS HR module should be configured to record teacher transfers. The data warehouse ETL is ready — it will automatically pick up transfer data as soon as it starts flowing into the source system.</w:t>
       </w:r>
     </w:p>
     <w:p>
       <w:pPr>
         <w:pBdr>
-          <w:bottom w:val="single" w:color="C00000" w:sz="6"/>
+          <w:bottom w:val="single" w:sz="6" w:space="0" w:color="C00000"/>
         </w:pBdr>
         <w:spacing w:after="320"/>
       </w:pPr>
@@ -1059,34 +1168,46 @@
         <w:pStyle w:val="Heading1"/>
       </w:pPr>
       <w:r>
-        <w:t xml:space="preserve">Summary and Priority Actions</w:t>
+        <w:t>Summary and Priority Actions</w:t>
       </w:r>
     </w:p>
     <w:tbl>
       <w:tblPr>
-        <w:tblW w:type="pct" w:w="100%"/>
+        <w:tblW w:w="5000" w:type="pct"/>
         <w:tblBorders>
-          <w:top w:val="single" w:color="auto" w:sz="4"/>
-          <w:left w:val="single" w:color="auto" w:sz="4"/>
-          <w:bottom w:val="single" w:color="auto" w:sz="4"/>
-          <w:right w:val="single" w:color="auto" w:sz="4"/>
-          <w:insideH w:val="single" w:color="auto" w:sz="4"/>
-          <w:insideV w:val="single" w:color="auto" w:sz="4"/>
+          <w:top w:val="single" w:sz="4" w:space="0" w:color="auto"/>
+          <w:left w:val="single" w:sz="4" w:space="0" w:color="auto"/>
+          <w:bottom w:val="single" w:sz="4" w:space="0" w:color="auto"/>
+          <w:right w:val="single" w:sz="4" w:space="0" w:color="auto"/>
+          <w:insideH w:val="single" w:sz="4" w:space="0" w:color="auto"/>
+          <w:insideV w:val="single" w:sz="4" w:space="0" w:color="auto"/>
         </w:tblBorders>
+        <w:tblCellMar>
+          <w:left w:w="10" w:type="dxa"/>
+          <w:right w:w="10" w:type="dxa"/>
+        </w:tblCellMar>
+        <w:tblLook w:val="04A0" w:firstRow="1" w:lastRow="0" w:firstColumn="1" w:lastColumn="0" w:noHBand="0" w:noVBand="1"/>
       </w:tblPr>
       <w:tblGrid>
-        <w:gridCol w:w="100"/>
-        <w:gridCol w:w="100"/>
-        <w:gridCol w:w="100"/>
-        <w:gridCol w:w="100"/>
+        <w:gridCol w:w="4143"/>
+        <w:gridCol w:w="967"/>
+        <w:gridCol w:w="2847"/>
+        <w:gridCol w:w="1393"/>
       </w:tblGrid>
       <w:tr>
+        <w:tblPrEx>
+          <w:tblCellMar>
+            <w:top w:w="0" w:type="dxa"/>
+            <w:bottom w:w="0" w:type="dxa"/>
+          </w:tblCellMar>
+        </w:tblPrEx>
         <w:trPr>
           <w:tblHeader/>
         </w:trPr>
         <w:tc>
           <w:tcPr>
-            <w:shd w:fill="1F4E79" w:val="clear"/>
+            <w:tcW w:w="0" w:type="auto"/>
+            <w:shd w:val="clear" w:color="auto" w:fill="1F4E79"/>
           </w:tcPr>
           <w:p>
             <w:r>
@@ -1097,13 +1218,14 @@
                 <w:sz w:val="20"/>
                 <w:szCs w:val="20"/>
               </w:rPr>
-              <w:t xml:space="preserve">Issue</w:t>
-            </w:r>
-          </w:p>
-        </w:tc>
-        <w:tc>
-          <w:tcPr>
-            <w:shd w:fill="1F4E79" w:val="clear"/>
+              <w:t>Issue</w:t>
+            </w:r>
+          </w:p>
+        </w:tc>
+        <w:tc>
+          <w:tcPr>
+            <w:tcW w:w="0" w:type="auto"/>
+            <w:shd w:val="clear" w:color="auto" w:fill="1F4E79"/>
           </w:tcPr>
           <w:p>
             <w:r>
@@ -1114,13 +1236,14 @@
                 <w:sz w:val="20"/>
                 <w:szCs w:val="20"/>
               </w:rPr>
-              <w:t xml:space="preserve">Severity</w:t>
-            </w:r>
-          </w:p>
-        </w:tc>
-        <w:tc>
-          <w:tcPr>
-            <w:shd w:fill="1F4E79" w:val="clear"/>
+              <w:t>Severity</w:t>
+            </w:r>
+          </w:p>
+        </w:tc>
+        <w:tc>
+          <w:tcPr>
+            <w:tcW w:w="0" w:type="auto"/>
+            <w:shd w:val="clear" w:color="auto" w:fill="1F4E79"/>
           </w:tcPr>
           <w:p>
             <w:r>
@@ -1131,13 +1254,14 @@
                 <w:sz w:val="20"/>
                 <w:szCs w:val="20"/>
               </w:rPr>
-              <w:t xml:space="preserve">Owner</w:t>
-            </w:r>
-          </w:p>
-        </w:tc>
-        <w:tc>
-          <w:tcPr>
-            <w:shd w:fill="1F4E79" w:val="clear"/>
+              <w:t>Owner</w:t>
+            </w:r>
+          </w:p>
+        </w:tc>
+        <w:tc>
+          <w:tcPr>
+            <w:tcW w:w="0" w:type="auto"/>
+            <w:shd w:val="clear" w:color="auto" w:fill="1F4E79"/>
           </w:tcPr>
           <w:p>
             <w:r>
@@ -1148,32 +1272,38 @@
                 <w:sz w:val="20"/>
                 <w:szCs w:val="20"/>
               </w:rPr>
-              <w:t xml:space="preserve">Status</w:t>
+              <w:t>Status</w:t>
             </w:r>
           </w:p>
         </w:tc>
       </w:tr>
       <w:tr>
-        <w:tc>
-          <w:tcPr>
-            <w:shd w:fill="F2F2F2" w:val="clear"/>
-          </w:tcPr>
-          <w:p>
-            <w:r>
-              <w:rPr>
-                <w:b w:val="false"/>
-                <w:bCs w:val="false"/>
-                <w:color w:val="000000"/>
-                <w:sz w:val="18"/>
-                <w:szCs w:val="18"/>
-              </w:rPr>
-              <w:t xml:space="preserve">Repeating flag not captured</w:t>
-            </w:r>
-          </w:p>
-        </w:tc>
-        <w:tc>
-          <w:tcPr>
-            <w:shd w:fill="F2F2F2" w:val="clear"/>
+        <w:tblPrEx>
+          <w:tblCellMar>
+            <w:top w:w="0" w:type="dxa"/>
+            <w:bottom w:w="0" w:type="dxa"/>
+          </w:tblCellMar>
+        </w:tblPrEx>
+        <w:tc>
+          <w:tcPr>
+            <w:tcW w:w="0" w:type="auto"/>
+            <w:shd w:val="clear" w:color="auto" w:fill="F2F2F2"/>
+          </w:tcPr>
+          <w:p>
+            <w:r>
+              <w:rPr>
+                <w:color w:val="000000"/>
+                <w:sz w:val="18"/>
+                <w:szCs w:val="18"/>
+              </w:rPr>
+              <w:t>Repeating flag not captured</w:t>
+            </w:r>
+          </w:p>
+        </w:tc>
+        <w:tc>
+          <w:tcPr>
+            <w:tcW w:w="0" w:type="auto"/>
+            <w:shd w:val="clear" w:color="auto" w:fill="F2F2F2"/>
           </w:tcPr>
           <w:p>
             <w:r>
@@ -1184,66 +1314,70 @@
                 <w:sz w:val="18"/>
                 <w:szCs w:val="18"/>
               </w:rPr>
-              <w:t xml:space="preserve">HIGH</w:t>
-            </w:r>
-          </w:p>
-        </w:tc>
-        <w:tc>
-          <w:tcPr>
-            <w:shd w:fill="F2F2F2" w:val="clear"/>
-          </w:tcPr>
-          <w:p>
-            <w:r>
-              <w:rPr>
-                <w:b w:val="false"/>
-                <w:bCs w:val="false"/>
-                <w:color w:val="000000"/>
-                <w:sz w:val="18"/>
-                <w:szCs w:val="18"/>
-              </w:rPr>
-              <w:t xml:space="preserve">EMIS Data Capture Team</w:t>
-            </w:r>
-          </w:p>
-        </w:tc>
-        <w:tc>
-          <w:tcPr>
-            <w:shd w:fill="F2F2F2" w:val="clear"/>
-          </w:tcPr>
-          <w:p>
-            <w:r>
-              <w:rPr>
-                <w:b w:val="false"/>
-                <w:bCs w:val="false"/>
-                <w:color w:val="000000"/>
-                <w:sz w:val="18"/>
-                <w:szCs w:val="18"/>
-              </w:rPr>
-              <w:t xml:space="preserve">Open</w:t>
+              <w:t>HIGH</w:t>
+            </w:r>
+          </w:p>
+        </w:tc>
+        <w:tc>
+          <w:tcPr>
+            <w:tcW w:w="0" w:type="auto"/>
+            <w:shd w:val="clear" w:color="auto" w:fill="F2F2F2"/>
+          </w:tcPr>
+          <w:p>
+            <w:r>
+              <w:rPr>
+                <w:color w:val="000000"/>
+                <w:sz w:val="18"/>
+                <w:szCs w:val="18"/>
+              </w:rPr>
+              <w:t>EMIS Data Capture Team</w:t>
+            </w:r>
+          </w:p>
+        </w:tc>
+        <w:tc>
+          <w:tcPr>
+            <w:tcW w:w="0" w:type="auto"/>
+            <w:shd w:val="clear" w:color="auto" w:fill="F2F2F2"/>
+          </w:tcPr>
+          <w:p>
+            <w:r>
+              <w:rPr>
+                <w:color w:val="000000"/>
+                <w:sz w:val="18"/>
+                <w:szCs w:val="18"/>
+              </w:rPr>
+              <w:t>Open</w:t>
             </w:r>
           </w:p>
         </w:tc>
       </w:tr>
       <w:tr>
-        <w:tc>
-          <w:tcPr>
-            <w:shd w:fill="FFFFFF" w:val="clear"/>
-          </w:tcPr>
-          <w:p>
-            <w:r>
-              <w:rPr>
-                <w:b w:val="false"/>
-                <w:bCs w:val="false"/>
-                <w:color w:val="000000"/>
-                <w:sz w:val="18"/>
-                <w:szCs w:val="18"/>
-              </w:rPr>
-              <w:t xml:space="preserve">NEW enrolment type not used</w:t>
-            </w:r>
-          </w:p>
-        </w:tc>
-        <w:tc>
-          <w:tcPr>
-            <w:shd w:fill="FFFFFF" w:val="clear"/>
+        <w:tblPrEx>
+          <w:tblCellMar>
+            <w:top w:w="0" w:type="dxa"/>
+            <w:bottom w:w="0" w:type="dxa"/>
+          </w:tblCellMar>
+        </w:tblPrEx>
+        <w:tc>
+          <w:tcPr>
+            <w:tcW w:w="0" w:type="auto"/>
+            <w:shd w:val="clear" w:color="auto" w:fill="FFFFFF"/>
+          </w:tcPr>
+          <w:p>
+            <w:r>
+              <w:rPr>
+                <w:color w:val="000000"/>
+                <w:sz w:val="18"/>
+                <w:szCs w:val="18"/>
+              </w:rPr>
+              <w:t>NEW enrolment type not used</w:t>
+            </w:r>
+          </w:p>
+        </w:tc>
+        <w:tc>
+          <w:tcPr>
+            <w:tcW w:w="0" w:type="auto"/>
+            <w:shd w:val="clear" w:color="auto" w:fill="FFFFFF"/>
           </w:tcPr>
           <w:p>
             <w:r>
@@ -1254,66 +1388,70 @@
                 <w:sz w:val="18"/>
                 <w:szCs w:val="18"/>
               </w:rPr>
-              <w:t xml:space="preserve">HIGH</w:t>
-            </w:r>
-          </w:p>
-        </w:tc>
-        <w:tc>
-          <w:tcPr>
-            <w:shd w:fill="FFFFFF" w:val="clear"/>
-          </w:tcPr>
-          <w:p>
-            <w:r>
-              <w:rPr>
-                <w:b w:val="false"/>
-                <w:bCs w:val="false"/>
-                <w:color w:val="000000"/>
-                <w:sz w:val="18"/>
-                <w:szCs w:val="18"/>
-              </w:rPr>
-              <w:t xml:space="preserve">EMIS Data Capture Team</w:t>
-            </w:r>
-          </w:p>
-        </w:tc>
-        <w:tc>
-          <w:tcPr>
-            <w:shd w:fill="FFFFFF" w:val="clear"/>
-          </w:tcPr>
-          <w:p>
-            <w:r>
-              <w:rPr>
-                <w:b w:val="false"/>
-                <w:bCs w:val="false"/>
-                <w:color w:val="000000"/>
-                <w:sz w:val="18"/>
-                <w:szCs w:val="18"/>
-              </w:rPr>
-              <w:t xml:space="preserve">Open</w:t>
+              <w:t>HIGH</w:t>
+            </w:r>
+          </w:p>
+        </w:tc>
+        <w:tc>
+          <w:tcPr>
+            <w:tcW w:w="0" w:type="auto"/>
+            <w:shd w:val="clear" w:color="auto" w:fill="FFFFFF"/>
+          </w:tcPr>
+          <w:p>
+            <w:r>
+              <w:rPr>
+                <w:color w:val="000000"/>
+                <w:sz w:val="18"/>
+                <w:szCs w:val="18"/>
+              </w:rPr>
+              <w:t>EMIS Data Capture Team</w:t>
+            </w:r>
+          </w:p>
+        </w:tc>
+        <w:tc>
+          <w:tcPr>
+            <w:tcW w:w="0" w:type="auto"/>
+            <w:shd w:val="clear" w:color="auto" w:fill="FFFFFF"/>
+          </w:tcPr>
+          <w:p>
+            <w:r>
+              <w:rPr>
+                <w:color w:val="000000"/>
+                <w:sz w:val="18"/>
+                <w:szCs w:val="18"/>
+              </w:rPr>
+              <w:t>Open</w:t>
             </w:r>
           </w:p>
         </w:tc>
       </w:tr>
       <w:tr>
-        <w:tc>
-          <w:tcPr>
-            <w:shd w:fill="F2F2F2" w:val="clear"/>
-          </w:tcPr>
-          <w:p>
-            <w:r>
-              <w:rPr>
-                <w:b w:val="false"/>
-                <w:bCs w:val="false"/>
-                <w:color w:val="000000"/>
-                <w:sz w:val="18"/>
-                <w:szCs w:val="18"/>
-              </w:rPr>
-              <w:t xml:space="preserve">Pre-primary enrolment undercounted</w:t>
-            </w:r>
-          </w:p>
-        </w:tc>
-        <w:tc>
-          <w:tcPr>
-            <w:shd w:fill="F2F2F2" w:val="clear"/>
+        <w:tblPrEx>
+          <w:tblCellMar>
+            <w:top w:w="0" w:type="dxa"/>
+            <w:bottom w:w="0" w:type="dxa"/>
+          </w:tblCellMar>
+        </w:tblPrEx>
+        <w:tc>
+          <w:tcPr>
+            <w:tcW w:w="0" w:type="auto"/>
+            <w:shd w:val="clear" w:color="auto" w:fill="F2F2F2"/>
+          </w:tcPr>
+          <w:p>
+            <w:r>
+              <w:rPr>
+                <w:color w:val="000000"/>
+                <w:sz w:val="18"/>
+                <w:szCs w:val="18"/>
+              </w:rPr>
+              <w:t>Pre-primary enrolment undercounted</w:t>
+            </w:r>
+          </w:p>
+        </w:tc>
+        <w:tc>
+          <w:tcPr>
+            <w:tcW w:w="0" w:type="auto"/>
+            <w:shd w:val="clear" w:color="auto" w:fill="F2F2F2"/>
           </w:tcPr>
           <w:p>
             <w:r>
@@ -1324,66 +1462,70 @@
                 <w:sz w:val="18"/>
                 <w:szCs w:val="18"/>
               </w:rPr>
-              <w:t xml:space="preserve">HIGH</w:t>
-            </w:r>
-          </w:p>
-        </w:tc>
-        <w:tc>
-          <w:tcPr>
-            <w:shd w:fill="F2F2F2" w:val="clear"/>
-          </w:tcPr>
-          <w:p>
-            <w:r>
-              <w:rPr>
-                <w:b w:val="false"/>
-                <w:bCs w:val="false"/>
-                <w:color w:val="000000"/>
-                <w:sz w:val="18"/>
-                <w:szCs w:val="18"/>
-              </w:rPr>
-              <w:t xml:space="preserve">EMIS Rollout Team</w:t>
-            </w:r>
-          </w:p>
-        </w:tc>
-        <w:tc>
-          <w:tcPr>
-            <w:shd w:fill="F2F2F2" w:val="clear"/>
-          </w:tcPr>
-          <w:p>
-            <w:r>
-              <w:rPr>
-                <w:b w:val="false"/>
-                <w:bCs w:val="false"/>
-                <w:color w:val="000000"/>
-                <w:sz w:val="18"/>
-                <w:szCs w:val="18"/>
-              </w:rPr>
-              <w:t xml:space="preserve">Open</w:t>
+              <w:t>HIGH</w:t>
+            </w:r>
+          </w:p>
+        </w:tc>
+        <w:tc>
+          <w:tcPr>
+            <w:tcW w:w="0" w:type="auto"/>
+            <w:shd w:val="clear" w:color="auto" w:fill="F2F2F2"/>
+          </w:tcPr>
+          <w:p>
+            <w:r>
+              <w:rPr>
+                <w:color w:val="000000"/>
+                <w:sz w:val="18"/>
+                <w:szCs w:val="18"/>
+              </w:rPr>
+              <w:t>EMIS Rollout Team</w:t>
+            </w:r>
+          </w:p>
+        </w:tc>
+        <w:tc>
+          <w:tcPr>
+            <w:tcW w:w="0" w:type="auto"/>
+            <w:shd w:val="clear" w:color="auto" w:fill="F2F2F2"/>
+          </w:tcPr>
+          <w:p>
+            <w:r>
+              <w:rPr>
+                <w:color w:val="000000"/>
+                <w:sz w:val="18"/>
+                <w:szCs w:val="18"/>
+              </w:rPr>
+              <w:t>Open</w:t>
             </w:r>
           </w:p>
         </w:tc>
       </w:tr>
       <w:tr>
-        <w:tc>
-          <w:tcPr>
-            <w:shd w:fill="FFFFFF" w:val="clear"/>
-          </w:tcPr>
-          <w:p>
-            <w:r>
-              <w:rPr>
-                <w:b w:val="false"/>
-                <w:bCs w:val="false"/>
-                <w:color w:val="000000"/>
-                <w:sz w:val="18"/>
-                <w:szCs w:val="18"/>
-              </w:rPr>
-              <w:t xml:space="preserve">Only 18.5% of schools reporting enrolment</w:t>
-            </w:r>
-          </w:p>
-        </w:tc>
-        <w:tc>
-          <w:tcPr>
-            <w:shd w:fill="FFFFFF" w:val="clear"/>
+        <w:tblPrEx>
+          <w:tblCellMar>
+            <w:top w:w="0" w:type="dxa"/>
+            <w:bottom w:w="0" w:type="dxa"/>
+          </w:tblCellMar>
+        </w:tblPrEx>
+        <w:tc>
+          <w:tcPr>
+            <w:tcW w:w="0" w:type="auto"/>
+            <w:shd w:val="clear" w:color="auto" w:fill="FFFFFF"/>
+          </w:tcPr>
+          <w:p>
+            <w:r>
+              <w:rPr>
+                <w:color w:val="000000"/>
+                <w:sz w:val="18"/>
+                <w:szCs w:val="18"/>
+              </w:rPr>
+              <w:t>Only 18.5% of schools reporting enrolment</w:t>
+            </w:r>
+          </w:p>
+        </w:tc>
+        <w:tc>
+          <w:tcPr>
+            <w:tcW w:w="0" w:type="auto"/>
+            <w:shd w:val="clear" w:color="auto" w:fill="FFFFFF"/>
           </w:tcPr>
           <w:p>
             <w:r>
@@ -1394,66 +1536,70 @@
                 <w:sz w:val="18"/>
                 <w:szCs w:val="18"/>
               </w:rPr>
-              <w:t xml:space="preserve">HIGH</w:t>
-            </w:r>
-          </w:p>
-        </w:tc>
-        <w:tc>
-          <w:tcPr>
-            <w:shd w:fill="FFFFFF" w:val="clear"/>
-          </w:tcPr>
-          <w:p>
-            <w:r>
-              <w:rPr>
-                <w:b w:val="false"/>
-                <w:bCs w:val="false"/>
-                <w:color w:val="000000"/>
-                <w:sz w:val="18"/>
-                <w:szCs w:val="18"/>
-              </w:rPr>
-              <w:t xml:space="preserve">MoES / EMIS Rollout Team</w:t>
-            </w:r>
-          </w:p>
-        </w:tc>
-        <w:tc>
-          <w:tcPr>
-            <w:shd w:fill="FFFFFF" w:val="clear"/>
-          </w:tcPr>
-          <w:p>
-            <w:r>
-              <w:rPr>
-                <w:b w:val="false"/>
-                <w:bCs w:val="false"/>
-                <w:color w:val="000000"/>
-                <w:sz w:val="18"/>
-                <w:szCs w:val="18"/>
-              </w:rPr>
-              <w:t xml:space="preserve">Open</w:t>
+              <w:t>HIGH</w:t>
+            </w:r>
+          </w:p>
+        </w:tc>
+        <w:tc>
+          <w:tcPr>
+            <w:tcW w:w="0" w:type="auto"/>
+            <w:shd w:val="clear" w:color="auto" w:fill="FFFFFF"/>
+          </w:tcPr>
+          <w:p>
+            <w:r>
+              <w:rPr>
+                <w:color w:val="000000"/>
+                <w:sz w:val="18"/>
+                <w:szCs w:val="18"/>
+              </w:rPr>
+              <w:t>MoES / EMIS Rollout Team</w:t>
+            </w:r>
+          </w:p>
+        </w:tc>
+        <w:tc>
+          <w:tcPr>
+            <w:tcW w:w="0" w:type="auto"/>
+            <w:shd w:val="clear" w:color="auto" w:fill="FFFFFF"/>
+          </w:tcPr>
+          <w:p>
+            <w:r>
+              <w:rPr>
+                <w:color w:val="000000"/>
+                <w:sz w:val="18"/>
+                <w:szCs w:val="18"/>
+              </w:rPr>
+              <w:t>Open</w:t>
             </w:r>
           </w:p>
         </w:tc>
       </w:tr>
       <w:tr>
-        <w:tc>
-          <w:tcPr>
-            <w:shd w:fill="F2F2F2" w:val="clear"/>
-          </w:tcPr>
-          <w:p>
-            <w:r>
-              <w:rPr>
-                <w:b w:val="false"/>
-                <w:bCs w:val="false"/>
-                <w:color w:val="000000"/>
-                <w:sz w:val="18"/>
-                <w:szCs w:val="18"/>
-              </w:rPr>
-              <w:t xml:space="preserve">Founding body missing for 61% of schools</w:t>
-            </w:r>
-          </w:p>
-        </w:tc>
-        <w:tc>
-          <w:tcPr>
-            <w:shd w:fill="F2F2F2" w:val="clear"/>
+        <w:tblPrEx>
+          <w:tblCellMar>
+            <w:top w:w="0" w:type="dxa"/>
+            <w:bottom w:w="0" w:type="dxa"/>
+          </w:tblCellMar>
+        </w:tblPrEx>
+        <w:tc>
+          <w:tcPr>
+            <w:tcW w:w="0" w:type="auto"/>
+            <w:shd w:val="clear" w:color="auto" w:fill="F2F2F2"/>
+          </w:tcPr>
+          <w:p>
+            <w:r>
+              <w:rPr>
+                <w:color w:val="000000"/>
+                <w:sz w:val="18"/>
+                <w:szCs w:val="18"/>
+              </w:rPr>
+              <w:t>Founding body missing for 61% of schools</w:t>
+            </w:r>
+          </w:p>
+        </w:tc>
+        <w:tc>
+          <w:tcPr>
+            <w:tcW w:w="0" w:type="auto"/>
+            <w:shd w:val="clear" w:color="auto" w:fill="F2F2F2"/>
           </w:tcPr>
           <w:p>
             <w:r>
@@ -1464,66 +1610,70 @@
                 <w:sz w:val="18"/>
                 <w:szCs w:val="18"/>
               </w:rPr>
-              <w:t xml:space="preserve">MEDIUM</w:t>
-            </w:r>
-          </w:p>
-        </w:tc>
-        <w:tc>
-          <w:tcPr>
-            <w:shd w:fill="F2F2F2" w:val="clear"/>
-          </w:tcPr>
-          <w:p>
-            <w:r>
-              <w:rPr>
-                <w:b w:val="false"/>
-                <w:bCs w:val="false"/>
-                <w:color w:val="000000"/>
-                <w:sz w:val="18"/>
-                <w:szCs w:val="18"/>
-              </w:rPr>
-              <w:t xml:space="preserve">Annual School Census Team</w:t>
-            </w:r>
-          </w:p>
-        </w:tc>
-        <w:tc>
-          <w:tcPr>
-            <w:shd w:fill="F2F2F2" w:val="clear"/>
-          </w:tcPr>
-          <w:p>
-            <w:r>
-              <w:rPr>
-                <w:b w:val="false"/>
-                <w:bCs w:val="false"/>
-                <w:color w:val="000000"/>
-                <w:sz w:val="18"/>
-                <w:szCs w:val="18"/>
-              </w:rPr>
-              <w:t xml:space="preserve">Open</w:t>
+              <w:t>MEDIUM</w:t>
+            </w:r>
+          </w:p>
+        </w:tc>
+        <w:tc>
+          <w:tcPr>
+            <w:tcW w:w="0" w:type="auto"/>
+            <w:shd w:val="clear" w:color="auto" w:fill="F2F2F2"/>
+          </w:tcPr>
+          <w:p>
+            <w:r>
+              <w:rPr>
+                <w:color w:val="000000"/>
+                <w:sz w:val="18"/>
+                <w:szCs w:val="18"/>
+              </w:rPr>
+              <w:t>Annual School Census Team</w:t>
+            </w:r>
+          </w:p>
+        </w:tc>
+        <w:tc>
+          <w:tcPr>
+            <w:tcW w:w="0" w:type="auto"/>
+            <w:shd w:val="clear" w:color="auto" w:fill="F2F2F2"/>
+          </w:tcPr>
+          <w:p>
+            <w:r>
+              <w:rPr>
+                <w:color w:val="000000"/>
+                <w:sz w:val="18"/>
+                <w:szCs w:val="18"/>
+              </w:rPr>
+              <w:t>Open</w:t>
             </w:r>
           </w:p>
         </w:tc>
       </w:tr>
       <w:tr>
-        <w:tc>
-          <w:tcPr>
-            <w:shd w:fill="FFFFFF" w:val="clear"/>
-          </w:tcPr>
-          <w:p>
-            <w:r>
-              <w:rPr>
-                <w:b w:val="false"/>
-                <w:bCs w:val="false"/>
-                <w:color w:val="000000"/>
-                <w:sz w:val="18"/>
-                <w:szCs w:val="18"/>
-              </w:rPr>
-              <w:t xml:space="preserve">Sex composition unknown</w:t>
-            </w:r>
-          </w:p>
-        </w:tc>
-        <w:tc>
-          <w:tcPr>
-            <w:shd w:fill="FFFFFF" w:val="clear"/>
+        <w:tblPrEx>
+          <w:tblCellMar>
+            <w:top w:w="0" w:type="dxa"/>
+            <w:bottom w:w="0" w:type="dxa"/>
+          </w:tblCellMar>
+        </w:tblPrEx>
+        <w:tc>
+          <w:tcPr>
+            <w:tcW w:w="0" w:type="auto"/>
+            <w:shd w:val="clear" w:color="auto" w:fill="FFFFFF"/>
+          </w:tcPr>
+          <w:p>
+            <w:r>
+              <w:rPr>
+                <w:color w:val="000000"/>
+                <w:sz w:val="18"/>
+                <w:szCs w:val="18"/>
+              </w:rPr>
+              <w:t>Sex composition unknown</w:t>
+            </w:r>
+          </w:p>
+        </w:tc>
+        <w:tc>
+          <w:tcPr>
+            <w:tcW w:w="0" w:type="auto"/>
+            <w:shd w:val="clear" w:color="auto" w:fill="FFFFFF"/>
           </w:tcPr>
           <w:p>
             <w:r>
@@ -1534,66 +1684,70 @@
                 <w:sz w:val="18"/>
                 <w:szCs w:val="18"/>
               </w:rPr>
-              <w:t xml:space="preserve">MEDIUM</w:t>
-            </w:r>
-          </w:p>
-        </w:tc>
-        <w:tc>
-          <w:tcPr>
-            <w:shd w:fill="FFFFFF" w:val="clear"/>
-          </w:tcPr>
-          <w:p>
-            <w:r>
-              <w:rPr>
-                <w:b w:val="false"/>
-                <w:bCs w:val="false"/>
-                <w:color w:val="000000"/>
-                <w:sz w:val="18"/>
-                <w:szCs w:val="18"/>
-              </w:rPr>
-              <w:t xml:space="preserve">Annual School Census Team</w:t>
-            </w:r>
-          </w:p>
-        </w:tc>
-        <w:tc>
-          <w:tcPr>
-            <w:shd w:fill="FFFFFF" w:val="clear"/>
-          </w:tcPr>
-          <w:p>
-            <w:r>
-              <w:rPr>
-                <w:b w:val="false"/>
-                <w:bCs w:val="false"/>
-                <w:color w:val="000000"/>
-                <w:sz w:val="18"/>
-                <w:szCs w:val="18"/>
-              </w:rPr>
-              <w:t xml:space="preserve">Open</w:t>
+              <w:t>MEDIUM</w:t>
+            </w:r>
+          </w:p>
+        </w:tc>
+        <w:tc>
+          <w:tcPr>
+            <w:tcW w:w="0" w:type="auto"/>
+            <w:shd w:val="clear" w:color="auto" w:fill="FFFFFF"/>
+          </w:tcPr>
+          <w:p>
+            <w:r>
+              <w:rPr>
+                <w:color w:val="000000"/>
+                <w:sz w:val="18"/>
+                <w:szCs w:val="18"/>
+              </w:rPr>
+              <w:t>Annual School Census Team</w:t>
+            </w:r>
+          </w:p>
+        </w:tc>
+        <w:tc>
+          <w:tcPr>
+            <w:tcW w:w="0" w:type="auto"/>
+            <w:shd w:val="clear" w:color="auto" w:fill="FFFFFF"/>
+          </w:tcPr>
+          <w:p>
+            <w:r>
+              <w:rPr>
+                <w:color w:val="000000"/>
+                <w:sz w:val="18"/>
+                <w:szCs w:val="18"/>
+              </w:rPr>
+              <w:t>Open</w:t>
             </w:r>
           </w:p>
         </w:tc>
       </w:tr>
       <w:tr>
-        <w:tc>
-          <w:tcPr>
-            <w:shd w:fill="F2F2F2" w:val="clear"/>
-          </w:tcPr>
-          <w:p>
-            <w:r>
-              <w:rPr>
-                <w:b w:val="false"/>
-                <w:bCs w:val="false"/>
-                <w:color w:val="000000"/>
-                <w:sz w:val="18"/>
-                <w:szCs w:val="18"/>
-              </w:rPr>
-              <w:t xml:space="preserve">Boarding status unknown</w:t>
-            </w:r>
-          </w:p>
-        </w:tc>
-        <w:tc>
-          <w:tcPr>
-            <w:shd w:fill="F2F2F2" w:val="clear"/>
+        <w:tblPrEx>
+          <w:tblCellMar>
+            <w:top w:w="0" w:type="dxa"/>
+            <w:bottom w:w="0" w:type="dxa"/>
+          </w:tblCellMar>
+        </w:tblPrEx>
+        <w:tc>
+          <w:tcPr>
+            <w:tcW w:w="0" w:type="auto"/>
+            <w:shd w:val="clear" w:color="auto" w:fill="F2F2F2"/>
+          </w:tcPr>
+          <w:p>
+            <w:r>
+              <w:rPr>
+                <w:color w:val="000000"/>
+                <w:sz w:val="18"/>
+                <w:szCs w:val="18"/>
+              </w:rPr>
+              <w:t>Boarding status unknown</w:t>
+            </w:r>
+          </w:p>
+        </w:tc>
+        <w:tc>
+          <w:tcPr>
+            <w:tcW w:w="0" w:type="auto"/>
+            <w:shd w:val="clear" w:color="auto" w:fill="F2F2F2"/>
           </w:tcPr>
           <w:p>
             <w:r>
@@ -1604,66 +1758,70 @@
                 <w:sz w:val="18"/>
                 <w:szCs w:val="18"/>
               </w:rPr>
-              <w:t xml:space="preserve">MEDIUM</w:t>
-            </w:r>
-          </w:p>
-        </w:tc>
-        <w:tc>
-          <w:tcPr>
-            <w:shd w:fill="F2F2F2" w:val="clear"/>
-          </w:tcPr>
-          <w:p>
-            <w:r>
-              <w:rPr>
-                <w:b w:val="false"/>
-                <w:bCs w:val="false"/>
-                <w:color w:val="000000"/>
-                <w:sz w:val="18"/>
-                <w:szCs w:val="18"/>
-              </w:rPr>
-              <w:t xml:space="preserve">Annual School Census Team</w:t>
-            </w:r>
-          </w:p>
-        </w:tc>
-        <w:tc>
-          <w:tcPr>
-            <w:shd w:fill="F2F2F2" w:val="clear"/>
-          </w:tcPr>
-          <w:p>
-            <w:r>
-              <w:rPr>
-                <w:b w:val="false"/>
-                <w:bCs w:val="false"/>
-                <w:color w:val="000000"/>
-                <w:sz w:val="18"/>
-                <w:szCs w:val="18"/>
-              </w:rPr>
-              <w:t xml:space="preserve">Open</w:t>
+              <w:t>MEDIUM</w:t>
+            </w:r>
+          </w:p>
+        </w:tc>
+        <w:tc>
+          <w:tcPr>
+            <w:tcW w:w="0" w:type="auto"/>
+            <w:shd w:val="clear" w:color="auto" w:fill="F2F2F2"/>
+          </w:tcPr>
+          <w:p>
+            <w:r>
+              <w:rPr>
+                <w:color w:val="000000"/>
+                <w:sz w:val="18"/>
+                <w:szCs w:val="18"/>
+              </w:rPr>
+              <w:t>Annual School Census Team</w:t>
+            </w:r>
+          </w:p>
+        </w:tc>
+        <w:tc>
+          <w:tcPr>
+            <w:tcW w:w="0" w:type="auto"/>
+            <w:shd w:val="clear" w:color="auto" w:fill="F2F2F2"/>
+          </w:tcPr>
+          <w:p>
+            <w:r>
+              <w:rPr>
+                <w:color w:val="000000"/>
+                <w:sz w:val="18"/>
+                <w:szCs w:val="18"/>
+              </w:rPr>
+              <w:t>Open</w:t>
             </w:r>
           </w:p>
         </w:tc>
       </w:tr>
       <w:tr>
-        <w:tc>
-          <w:tcPr>
-            <w:shd w:fill="FFFFFF" w:val="clear"/>
-          </w:tcPr>
-          <w:p>
-            <w:r>
-              <w:rPr>
-                <w:b w:val="false"/>
-                <w:bCs w:val="false"/>
-                <w:color w:val="000000"/>
-                <w:sz w:val="18"/>
-                <w:szCs w:val="18"/>
-              </w:rPr>
-              <w:t xml:space="preserve">Teacher transfers table empty</w:t>
-            </w:r>
-          </w:p>
-        </w:tc>
-        <w:tc>
-          <w:tcPr>
-            <w:shd w:fill="FFFFFF" w:val="clear"/>
+        <w:tblPrEx>
+          <w:tblCellMar>
+            <w:top w:w="0" w:type="dxa"/>
+            <w:bottom w:w="0" w:type="dxa"/>
+          </w:tblCellMar>
+        </w:tblPrEx>
+        <w:tc>
+          <w:tcPr>
+            <w:tcW w:w="0" w:type="auto"/>
+            <w:shd w:val="clear" w:color="auto" w:fill="FFFFFF"/>
+          </w:tcPr>
+          <w:p>
+            <w:r>
+              <w:rPr>
+                <w:color w:val="000000"/>
+                <w:sz w:val="18"/>
+                <w:szCs w:val="18"/>
+              </w:rPr>
+              <w:t>Teacher transfers table empty</w:t>
+            </w:r>
+          </w:p>
+        </w:tc>
+        <w:tc>
+          <w:tcPr>
+            <w:tcW w:w="0" w:type="auto"/>
+            <w:shd w:val="clear" w:color="auto" w:fill="FFFFFF"/>
           </w:tcPr>
           <w:p>
             <w:r>
@@ -1674,66 +1832,70 @@
                 <w:sz w:val="18"/>
                 <w:szCs w:val="18"/>
               </w:rPr>
-              <w:t xml:space="preserve">MEDIUM</w:t>
-            </w:r>
-          </w:p>
-        </w:tc>
-        <w:tc>
-          <w:tcPr>
-            <w:shd w:fill="FFFFFF" w:val="clear"/>
-          </w:tcPr>
-          <w:p>
-            <w:r>
-              <w:rPr>
-                <w:b w:val="false"/>
-                <w:bCs w:val="false"/>
-                <w:color w:val="000000"/>
-                <w:sz w:val="18"/>
-                <w:szCs w:val="18"/>
-              </w:rPr>
-              <w:t xml:space="preserve">EMIS HR Module Team</w:t>
-            </w:r>
-          </w:p>
-        </w:tc>
-        <w:tc>
-          <w:tcPr>
-            <w:shd w:fill="FFFFFF" w:val="clear"/>
-          </w:tcPr>
-          <w:p>
-            <w:r>
-              <w:rPr>
-                <w:b w:val="false"/>
-                <w:bCs w:val="false"/>
-                <w:color w:val="000000"/>
-                <w:sz w:val="18"/>
-                <w:szCs w:val="18"/>
-              </w:rPr>
-              <w:t xml:space="preserve">Open</w:t>
+              <w:t>MEDIUM</w:t>
+            </w:r>
+          </w:p>
+        </w:tc>
+        <w:tc>
+          <w:tcPr>
+            <w:tcW w:w="0" w:type="auto"/>
+            <w:shd w:val="clear" w:color="auto" w:fill="FFFFFF"/>
+          </w:tcPr>
+          <w:p>
+            <w:r>
+              <w:rPr>
+                <w:color w:val="000000"/>
+                <w:sz w:val="18"/>
+                <w:szCs w:val="18"/>
+              </w:rPr>
+              <w:t>EMIS HR Module Team</w:t>
+            </w:r>
+          </w:p>
+        </w:tc>
+        <w:tc>
+          <w:tcPr>
+            <w:tcW w:w="0" w:type="auto"/>
+            <w:shd w:val="clear" w:color="auto" w:fill="FFFFFF"/>
+          </w:tcPr>
+          <w:p>
+            <w:r>
+              <w:rPr>
+                <w:color w:val="000000"/>
+                <w:sz w:val="18"/>
+                <w:szCs w:val="18"/>
+              </w:rPr>
+              <w:t>Open</w:t>
             </w:r>
           </w:p>
         </w:tc>
       </w:tr>
       <w:tr>
-        <w:tc>
-          <w:tcPr>
-            <w:shd w:fill="F2F2F2" w:val="clear"/>
-          </w:tcPr>
-          <w:p>
-            <w:r>
-              <w:rPr>
-                <w:b w:val="false"/>
-                <w:bCs w:val="false"/>
-                <w:color w:val="000000"/>
-                <w:sz w:val="18"/>
-                <w:szCs w:val="18"/>
-              </w:rPr>
-              <w:t xml:space="preserve">School type case inconsistency</w:t>
-            </w:r>
-          </w:p>
-        </w:tc>
-        <w:tc>
-          <w:tcPr>
-            <w:shd w:fill="F2F2F2" w:val="clear"/>
+        <w:tblPrEx>
+          <w:tblCellMar>
+            <w:top w:w="0" w:type="dxa"/>
+            <w:bottom w:w="0" w:type="dxa"/>
+          </w:tblCellMar>
+        </w:tblPrEx>
+        <w:tc>
+          <w:tcPr>
+            <w:tcW w:w="0" w:type="auto"/>
+            <w:shd w:val="clear" w:color="auto" w:fill="F2F2F2"/>
+          </w:tcPr>
+          <w:p>
+            <w:r>
+              <w:rPr>
+                <w:color w:val="000000"/>
+                <w:sz w:val="18"/>
+                <w:szCs w:val="18"/>
+              </w:rPr>
+              <w:t>School type case inconsistency</w:t>
+            </w:r>
+          </w:p>
+        </w:tc>
+        <w:tc>
+          <w:tcPr>
+            <w:tcW w:w="0" w:type="auto"/>
+            <w:shd w:val="clear" w:color="auto" w:fill="F2F2F2"/>
           </w:tcPr>
           <w:p>
             <w:r>
@@ -1744,66 +1906,70 @@
                 <w:sz w:val="18"/>
                 <w:szCs w:val="18"/>
               </w:rPr>
-              <w:t xml:space="preserve">LOW</w:t>
-            </w:r>
-          </w:p>
-        </w:tc>
-        <w:tc>
-          <w:tcPr>
-            <w:shd w:fill="F2F2F2" w:val="clear"/>
-          </w:tcPr>
-          <w:p>
-            <w:r>
-              <w:rPr>
-                <w:b w:val="false"/>
-                <w:bCs w:val="false"/>
-                <w:color w:val="000000"/>
-                <w:sz w:val="18"/>
-                <w:szCs w:val="18"/>
-              </w:rPr>
-              <w:t xml:space="preserve">EMIS Technical Team</w:t>
-            </w:r>
-          </w:p>
-        </w:tc>
-        <w:tc>
-          <w:tcPr>
-            <w:shd w:fill="F2F2F2" w:val="clear"/>
-          </w:tcPr>
-          <w:p>
-            <w:r>
-              <w:rPr>
-                <w:b w:val="false"/>
-                <w:bCs w:val="false"/>
-                <w:color w:val="000000"/>
-                <w:sz w:val="18"/>
-                <w:szCs w:val="18"/>
-              </w:rPr>
-              <w:t xml:space="preserve">Open</w:t>
+              <w:t>LOW</w:t>
+            </w:r>
+          </w:p>
+        </w:tc>
+        <w:tc>
+          <w:tcPr>
+            <w:tcW w:w="0" w:type="auto"/>
+            <w:shd w:val="clear" w:color="auto" w:fill="F2F2F2"/>
+          </w:tcPr>
+          <w:p>
+            <w:r>
+              <w:rPr>
+                <w:color w:val="000000"/>
+                <w:sz w:val="18"/>
+                <w:szCs w:val="18"/>
+              </w:rPr>
+              <w:t>EMIS Technical Team</w:t>
+            </w:r>
+          </w:p>
+        </w:tc>
+        <w:tc>
+          <w:tcPr>
+            <w:tcW w:w="0" w:type="auto"/>
+            <w:shd w:val="clear" w:color="auto" w:fill="F2F2F2"/>
+          </w:tcPr>
+          <w:p>
+            <w:r>
+              <w:rPr>
+                <w:color w:val="000000"/>
+                <w:sz w:val="18"/>
+                <w:szCs w:val="18"/>
+              </w:rPr>
+              <w:t>Open</w:t>
             </w:r>
           </w:p>
         </w:tc>
       </w:tr>
       <w:tr>
-        <w:tc>
-          <w:tcPr>
-            <w:shd w:fill="FFFFFF" w:val="clear"/>
-          </w:tcPr>
-          <w:p>
-            <w:r>
-              <w:rPr>
-                <w:b w:val="false"/>
-                <w:bCs w:val="false"/>
-                <w:color w:val="000000"/>
-                <w:sz w:val="18"/>
-                <w:szCs w:val="18"/>
-              </w:rPr>
-              <w:t xml:space="preserve">SSEMBABULE name inconsistency</w:t>
-            </w:r>
-          </w:p>
-        </w:tc>
-        <w:tc>
-          <w:tcPr>
-            <w:shd w:fill="FFFFFF" w:val="clear"/>
+        <w:tblPrEx>
+          <w:tblCellMar>
+            <w:top w:w="0" w:type="dxa"/>
+            <w:bottom w:w="0" w:type="dxa"/>
+          </w:tblCellMar>
+        </w:tblPrEx>
+        <w:tc>
+          <w:tcPr>
+            <w:tcW w:w="0" w:type="auto"/>
+            <w:shd w:val="clear" w:color="auto" w:fill="FFFFFF"/>
+          </w:tcPr>
+          <w:p>
+            <w:r>
+              <w:rPr>
+                <w:color w:val="000000"/>
+                <w:sz w:val="18"/>
+                <w:szCs w:val="18"/>
+              </w:rPr>
+              <w:t>SSEMBABULE name inconsistency</w:t>
+            </w:r>
+          </w:p>
+        </w:tc>
+        <w:tc>
+          <w:tcPr>
+            <w:tcW w:w="0" w:type="auto"/>
+            <w:shd w:val="clear" w:color="auto" w:fill="FFFFFF"/>
           </w:tcPr>
           <w:p>
             <w:r>
@@ -1814,66 +1980,70 @@
                 <w:sz w:val="18"/>
                 <w:szCs w:val="18"/>
               </w:rPr>
-              <w:t xml:space="preserve">LOW</w:t>
-            </w:r>
-          </w:p>
-        </w:tc>
-        <w:tc>
-          <w:tcPr>
-            <w:shd w:fill="FFFFFF" w:val="clear"/>
-          </w:tcPr>
-          <w:p>
-            <w:r>
-              <w:rPr>
-                <w:b w:val="false"/>
-                <w:bCs w:val="false"/>
-                <w:color w:val="000000"/>
-                <w:sz w:val="18"/>
-                <w:szCs w:val="18"/>
-              </w:rPr>
-              <w:t xml:space="preserve">EMIS Technical Team</w:t>
-            </w:r>
-          </w:p>
-        </w:tc>
-        <w:tc>
-          <w:tcPr>
-            <w:shd w:fill="FFFFFF" w:val="clear"/>
-          </w:tcPr>
-          <w:p>
-            <w:r>
-              <w:rPr>
-                <w:b w:val="false"/>
-                <w:bCs w:val="false"/>
-                <w:color w:val="000000"/>
-                <w:sz w:val="18"/>
-                <w:szCs w:val="18"/>
-              </w:rPr>
-              <w:t xml:space="preserve">Partially Fixed</w:t>
+              <w:t>LOW</w:t>
+            </w:r>
+          </w:p>
+        </w:tc>
+        <w:tc>
+          <w:tcPr>
+            <w:tcW w:w="0" w:type="auto"/>
+            <w:shd w:val="clear" w:color="auto" w:fill="FFFFFF"/>
+          </w:tcPr>
+          <w:p>
+            <w:r>
+              <w:rPr>
+                <w:color w:val="000000"/>
+                <w:sz w:val="18"/>
+                <w:szCs w:val="18"/>
+              </w:rPr>
+              <w:t>EMIS Technical Team</w:t>
+            </w:r>
+          </w:p>
+        </w:tc>
+        <w:tc>
+          <w:tcPr>
+            <w:tcW w:w="0" w:type="auto"/>
+            <w:shd w:val="clear" w:color="auto" w:fill="FFFFFF"/>
+          </w:tcPr>
+          <w:p>
+            <w:r>
+              <w:rPr>
+                <w:color w:val="000000"/>
+                <w:sz w:val="18"/>
+                <w:szCs w:val="18"/>
+              </w:rPr>
+              <w:t>Partially Fixed</w:t>
             </w:r>
           </w:p>
         </w:tc>
       </w:tr>
       <w:tr>
-        <w:tc>
-          <w:tcPr>
-            <w:shd w:fill="F2F2F2" w:val="clear"/>
-          </w:tcPr>
-          <w:p>
-            <w:r>
-              <w:rPr>
-                <w:b w:val="false"/>
-                <w:bCs w:val="false"/>
-                <w:color w:val="000000"/>
-                <w:sz w:val="18"/>
-                <w:szCs w:val="18"/>
-              </w:rPr>
-              <w:t xml:space="preserve">Legacy admin unit IDs</w:t>
-            </w:r>
-          </w:p>
-        </w:tc>
-        <w:tc>
-          <w:tcPr>
-            <w:shd w:fill="F2F2F2" w:val="clear"/>
+        <w:tblPrEx>
+          <w:tblCellMar>
+            <w:top w:w="0" w:type="dxa"/>
+            <w:bottom w:w="0" w:type="dxa"/>
+          </w:tblCellMar>
+        </w:tblPrEx>
+        <w:tc>
+          <w:tcPr>
+            <w:tcW w:w="0" w:type="auto"/>
+            <w:shd w:val="clear" w:color="auto" w:fill="F2F2F2"/>
+          </w:tcPr>
+          <w:p>
+            <w:r>
+              <w:rPr>
+                <w:color w:val="000000"/>
+                <w:sz w:val="18"/>
+                <w:szCs w:val="18"/>
+              </w:rPr>
+              <w:t>Legacy admin unit IDs</w:t>
+            </w:r>
+          </w:p>
+        </w:tc>
+        <w:tc>
+          <w:tcPr>
+            <w:tcW w:w="0" w:type="auto"/>
+            <w:shd w:val="clear" w:color="auto" w:fill="F2F2F2"/>
           </w:tcPr>
           <w:p>
             <w:r>
@@ -1884,41 +2054,39 @@
                 <w:sz w:val="18"/>
                 <w:szCs w:val="18"/>
               </w:rPr>
-              <w:t xml:space="preserve">LOW</w:t>
-            </w:r>
-          </w:p>
-        </w:tc>
-        <w:tc>
-          <w:tcPr>
-            <w:shd w:fill="F2F2F2" w:val="clear"/>
-          </w:tcPr>
-          <w:p>
-            <w:r>
-              <w:rPr>
-                <w:b w:val="false"/>
-                <w:bCs w:val="false"/>
-                <w:color w:val="000000"/>
-                <w:sz w:val="18"/>
-                <w:szCs w:val="18"/>
-              </w:rPr>
-              <w:t xml:space="preserve">EMIS Technical Team</w:t>
-            </w:r>
-          </w:p>
-        </w:tc>
-        <w:tc>
-          <w:tcPr>
-            <w:shd w:fill="F2F2F2" w:val="clear"/>
-          </w:tcPr>
-          <w:p>
-            <w:r>
-              <w:rPr>
-                <w:b w:val="false"/>
-                <w:bCs w:val="false"/>
-                <w:color w:val="000000"/>
-                <w:sz w:val="18"/>
-                <w:szCs w:val="18"/>
-              </w:rPr>
-              <w:t xml:space="preserve">Mitigated</w:t>
+              <w:t>LOW</w:t>
+            </w:r>
+          </w:p>
+        </w:tc>
+        <w:tc>
+          <w:tcPr>
+            <w:tcW w:w="0" w:type="auto"/>
+            <w:shd w:val="clear" w:color="auto" w:fill="F2F2F2"/>
+          </w:tcPr>
+          <w:p>
+            <w:r>
+              <w:rPr>
+                <w:color w:val="000000"/>
+                <w:sz w:val="18"/>
+                <w:szCs w:val="18"/>
+              </w:rPr>
+              <w:t>EMIS Technical Team</w:t>
+            </w:r>
+          </w:p>
+        </w:tc>
+        <w:tc>
+          <w:tcPr>
+            <w:tcW w:w="0" w:type="auto"/>
+            <w:shd w:val="clear" w:color="auto" w:fill="F2F2F2"/>
+          </w:tcPr>
+          <w:p>
+            <w:r>
+              <w:rPr>
+                <w:color w:val="000000"/>
+                <w:sz w:val="18"/>
+                <w:szCs w:val="18"/>
+              </w:rPr>
+              <w:t>Mitigated</w:t>
             </w:r>
           </w:p>
         </w:tc>
@@ -1932,7 +2100,7 @@
     <w:p>
       <w:pPr>
         <w:pBdr>
-          <w:bottom w:val="single" w:color="1F4E79" w:sz="6"/>
+          <w:bottom w:val="single" w:sz="6" w:space="0" w:color="1F4E79"/>
         </w:pBdr>
         <w:spacing w:after="160"/>
       </w:pPr>
@@ -1949,102 +2117,46 @@
           <w:sz w:val="18"/>
           <w:szCs w:val="18"/>
         </w:rPr>
-        <w:t xml:space="preserve">EMIS Data Warehouse — Uganda Ministry of Education and Sports | Lublaw Consultants (U) Ltd — June 2026</w:t>
+        <w:t xml:space="preserve">EMIS Data Warehouse — Uganda Ministry of Education and Sports | </w:t>
+      </w:r>
+      <w:r>
+        <w:rPr>
+          <w:i/>
+          <w:iCs/>
+          <w:color w:val="595959"/>
+          <w:sz w:val="18"/>
+          <w:szCs w:val="18"/>
+        </w:rPr>
+        <w:t>Nowa Lubega</w:t>
+      </w:r>
+      <w:r>
+        <w:rPr>
+          <w:i/>
+          <w:iCs/>
+          <w:color w:val="595959"/>
+          <w:sz w:val="18"/>
+          <w:szCs w:val="18"/>
+        </w:rPr>
+        <w:t xml:space="preserve"> — June 2026</w:t>
       </w:r>
     </w:p>
     <w:sectPr>
-      <w:pgSz w:w="12240" w:h="15840" w:orient="portrait"/>
+      <w:pgSz w:w="12240" w:h="15840"/>
       <w:pgMar w:top="1440" w:right="1440" w:bottom="1440" w:left="1440" w:header="708" w:footer="708" w:gutter="0"/>
-      <w:pgNumType/>
+      <w:cols w:space="720"/>
       <w:docGrid w:linePitch="360"/>
     </w:sectPr>
   </w:body>
 </w:document>
 </file>
 
-<file path=word/comments.xml><?xml version="1.0" encoding="utf-8"?>
-<w:comments xmlns:cx="http://schemas.microsoft.com/office/drawing/2014/chartex" xmlns:cx1="http://schemas.microsoft.com/office/drawing/2015/9/8/chartex" xmlns:cx2="http://schemas.microsoft.com/office/drawing/2015/10/21/chartex" xmlns:cx3="http://schemas.microsoft.com/office/drawing/2016/5/9/chartex" xmlns:cx4="http://schemas.microsoft.com/office/drawing/2016/5/10/chartex" xmlns:cx5="http://schemas.microsoft.com/office/drawing/2016/5/11/chartex" xmlns:cx6="http://schemas.microsoft.com/office/drawing/2016/5/12/chartex" xmlns:cx7="http://schemas.microsoft.com/office/drawing/2016/5/13/chartex" xmlns:cx8="http://schemas.microsoft.com/office/drawing/2016/5/14/chartex" xmlns:mc="http://schemas.openxmlformats.org/markup-compatibility/2006" xmlns:aink="http://schemas.microsoft.com/office/drawing/2016/ink" xmlns:am3d="http://schemas.microsoft.com/office/drawing/2017/model3d" xmlns:o="urn:schemas-microsoft-com:office:office" xmlns:r="http://schemas.openxmlformats.org/officeDocument/2006/relationships" xmlns:m="http://schemas.openxmlformats.org/officeDocument/2006/math" xmlns:v="urn:schemas-microsoft-com:vml" xmlns:wp14="http://schemas.microsoft.com/office/word/2010/wordprocessingDrawing" xmlns:wp="http://schemas.openxmlformats.org/drawingml/2006/wordprocessingDrawing" xmlns:w10="urn:schemas-microsoft-com:office:word" xmlns:w="http://schemas.openxmlformats.org/wordprocessingml/2006/main" xmlns:w14="http://schemas.microsoft.com/office/word/2010/wordml" xmlns:w15="http://schemas.microsoft.com/office/word/2012/wordml" xmlns:w16cex="http://schemas.microsoft.com/office/word/2018/wordml/cex" xmlns:w16cid="http://schemas.microsoft.com/office/word/2016/wordml/cid" xmlns:w16="http://schemas.microsoft.com/office/word/2018/wordml" xmlns:w16sdtdh="http://schemas.microsoft.com/office/word/2020/wordml/sdtdatahash" xmlns:w16se="http://schemas.microsoft.com/office/word/2015/wordml/symex" xmlns:wpg="http://schemas.microsoft.com/office/word/2010/wordprocessingGroup" xmlns:wpi="http://schemas.microsoft.com/office/word/2010/wordprocessingInk" xmlns:wne="http://schemas.microsoft.com/office/word/2006/wordml" xmlns:wps="http://schemas.microsoft.com/office/word/2010/wordprocessingShape"/>
-</file>
-
-<file path=word/endnotes.xml><?xml version="1.0" encoding="utf-8"?>
-<w:endnotes xmlns:wpc="http://schemas.microsoft.com/office/word/2010/wordprocessingCanvas" xmlns:mc="http://schemas.openxmlformats.org/markup-compatibility/2006" xmlns:o="urn:schemas-microsoft-com:office:office" xmlns:r="http://schemas.openxmlformats.org/officeDocument/2006/relationships" xmlns:m="http://schemas.openxmlformats.org/officeDocument/2006/math" xmlns:v="urn:schemas-microsoft-com:vml" xmlns:wp14="http://schemas.microsoft.com/office/word/2010/wordprocessingDrawing" xmlns:wp="http://schemas.openxmlformats.org/drawingml/2006/wordprocessingDrawing" xmlns:w10="urn:schemas-microsoft-com:office:word" xmlns:w="http://schemas.openxmlformats.org/wordprocessingml/2006/main" xmlns:w14="http://schemas.microsoft.com/office/word/2010/wordml" xmlns:w15="http://schemas.microsoft.com/office/word/2012/wordml" xmlns:wpg="http://schemas.microsoft.com/office/word/2010/wordprocessingGroup" xmlns:wpi="http://schemas.microsoft.com/office/word/2010/wordprocessingInk" xmlns:wne="http://schemas.microsoft.com/office/word/2006/wordml" xmlns:wps="http://schemas.microsoft.com/office/word/2010/wordprocessingShape" mc:Ignorable="w14 w15 wp14">
-  <w:endnote w:type="separator" w:id="-1">
-    <w:p>
-      <w:pPr>
-        <w:spacing w:after="0" w:line="240" w:lineRule="auto"/>
-      </w:pPr>
-      <w:r>
-        <w:rPr>
-          <w:rStyle w:val="EndnoteReference"/>
-        </w:rPr>
-        <w:endnoteRef/>
-      </w:r>
-      <w:r>
-        <w:separator/>
-      </w:r>
-    </w:p>
-  </w:endnote>
-  <w:endnote w:type="continuationSeparator" w:id="0">
-    <w:p>
-      <w:pPr>
-        <w:spacing w:after="0" w:line="240" w:lineRule="auto"/>
-      </w:pPr>
-      <w:r>
-        <w:rPr>
-          <w:rStyle w:val="EndnoteReference"/>
-        </w:rPr>
-        <w:endnoteRef/>
-      </w:r>
-      <w:r>
-        <w:continuationSeparator/>
-      </w:r>
-    </w:p>
-  </w:endnote>
-</w:endnotes>
-</file>
-
-<file path=word/footnotes.xml><?xml version="1.0" encoding="utf-8"?>
-<w:footnotes xmlns:wpc="http://schemas.microsoft.com/office/word/2010/wordprocessingCanvas" xmlns:mc="http://schemas.openxmlformats.org/markup-compatibility/2006" xmlns:o="urn:schemas-microsoft-com:office:office" xmlns:r="http://schemas.openxmlformats.org/officeDocument/2006/relationships" xmlns:m="http://schemas.openxmlformats.org/officeDocument/2006/math" xmlns:v="urn:schemas-microsoft-com:vml" xmlns:wp14="http://schemas.microsoft.com/office/word/2010/wordprocessingDrawing" xmlns:wp="http://schemas.openxmlformats.org/drawingml/2006/wordprocessingDrawing" xmlns:w10="urn:schemas-microsoft-com:office:word" xmlns:w="http://schemas.openxmlformats.org/wordprocessingml/2006/main" xmlns:w14="http://schemas.microsoft.com/office/word/2010/wordml" xmlns:w15="http://schemas.microsoft.com/office/word/2012/wordml" xmlns:wpg="http://schemas.microsoft.com/office/word/2010/wordprocessingGroup" xmlns:wpi="http://schemas.microsoft.com/office/word/2010/wordprocessingInk" xmlns:wne="http://schemas.microsoft.com/office/word/2006/wordml" xmlns:wps="http://schemas.microsoft.com/office/word/2010/wordprocessingShape" mc:Ignorable="w14 w15 wp14">
-  <w:footnote w:type="separator" w:id="-1">
-    <w:p>
-      <w:pPr>
-        <w:spacing w:after="0" w:line="240" w:lineRule="auto"/>
-      </w:pPr>
-      <w:r>
-        <w:rPr>
-          <w:rStyle w:val="FootnoteReference"/>
-        </w:rPr>
-        <w:footnoteRef/>
-      </w:r>
-      <w:r>
-        <w:separator/>
-      </w:r>
-    </w:p>
-  </w:footnote>
-  <w:footnote w:type="continuationSeparator" w:id="0">
-    <w:p>
-      <w:pPr>
-        <w:spacing w:after="0" w:line="240" w:lineRule="auto"/>
-      </w:pPr>
-      <w:r>
-        <w:rPr>
-          <w:rStyle w:val="FootnoteReference"/>
-        </w:rPr>
-        <w:footnoteRef/>
-      </w:r>
-      <w:r>
-        <w:continuationSeparator/>
-      </w:r>
-    </w:p>
-  </w:footnote>
-</w:footnotes>
-</file>
-
 <file path=word/numbering.xml><?xml version="1.0" encoding="utf-8"?>
-<w:numbering xmlns:wpc="http://schemas.microsoft.com/office/word/2010/wordprocessingCanvas" xmlns:mc="http://schemas.openxmlformats.org/markup-compatibility/2006" xmlns:o="urn:schemas-microsoft-com:office:office" xmlns:r="http://schemas.openxmlformats.org/officeDocument/2006/relationships" xmlns:m="http://schemas.openxmlformats.org/officeDocument/2006/math" xmlns:v="urn:schemas-microsoft-com:vml" xmlns:wp14="http://schemas.microsoft.com/office/word/2010/wordprocessingDrawing" xmlns:wp="http://schemas.openxmlformats.org/drawingml/2006/wordprocessingDrawing" xmlns:w10="urn:schemas-microsoft-com:office:word" xmlns:w="http://schemas.openxmlformats.org/wordprocessingml/2006/main" xmlns:w14="http://schemas.microsoft.com/office/word/2010/wordml" xmlns:w15="http://schemas.microsoft.com/office/word/2012/wordml" xmlns:wpg="http://schemas.microsoft.com/office/word/2010/wordprocessingGroup" xmlns:wpi="http://schemas.microsoft.com/office/word/2010/wordprocessingInk" xmlns:wne="http://schemas.microsoft.com/office/word/2006/wordml" xmlns:wps="http://schemas.microsoft.com/office/word/2010/wordprocessingShape" mc:Ignorable="w14 w15 wp14">
-  <w:abstractNum w:abstractNumId="1" w15:restartNumberingAfterBreak="0">
+<w:numbering xmlns:wpc="http://schemas.microsoft.com/office/word/2010/wordprocessingCanvas" xmlns:cx="http://schemas.microsoft.com/office/drawing/2014/chartex" xmlns:cx1="http://schemas.microsoft.com/office/drawing/2015/9/8/chartex" xmlns:cx2="http://schemas.microsoft.com/office/drawing/2015/10/21/chartex" xmlns:cx3="http://schemas.microsoft.com/office/drawing/2016/5/9/chartex" xmlns:cx4="http://schemas.microsoft.com/office/drawing/2016/5/10/chartex" xmlns:cx5="http://schemas.microsoft.com/office/drawing/2016/5/11/chartex" xmlns:cx6="http://schemas.microsoft.com/office/drawing/2016/5/12/chartex" xmlns:cx7="http://schemas.microsoft.com/office/drawing/2016/5/13/chartex" xmlns:cx8="http://schemas.microsoft.com/office/drawing/2016/5/14/chartex" xmlns:mc="http://schemas.openxmlformats.org/markup-compatibility/2006" xmlns:aink="http://schemas.microsoft.com/office/drawing/2016/ink" xmlns:am3d="http://schemas.microsoft.com/office/drawing/2017/model3d" xmlns:o="urn:schemas-microsoft-com:office:office" xmlns:oel="http://schemas.microsoft.com/office/2019/extlst" xmlns:r="http://schemas.openxmlformats.org/officeDocument/2006/relationships" xmlns:m="http://schemas.openxmlformats.org/officeDocument/2006/math" xmlns:v="urn:schemas-microsoft-com:vml" xmlns:wp14="http://schemas.microsoft.com/office/word/2010/wordprocessingDrawing" xmlns:wp="http://schemas.openxmlformats.org/drawingml/2006/wordprocessingDrawing" xmlns:w10="urn:schemas-microsoft-com:office:word" xmlns:w="http://schemas.openxmlformats.org/wordprocessingml/2006/main" xmlns:w14="http://schemas.microsoft.com/office/word/2010/wordml" xmlns:w15="http://schemas.microsoft.com/office/word/2012/wordml" xmlns:w16cex="http://schemas.microsoft.com/office/word/2018/wordml/cex" xmlns:w16cid="http://schemas.microsoft.com/office/word/2016/wordml/cid" xmlns:w16="http://schemas.microsoft.com/office/word/2018/wordml" xmlns:w16du="http://schemas.microsoft.com/office/word/2023/wordml/word16du" xmlns:w16sdtdh="http://schemas.microsoft.com/office/word/2020/wordml/sdtdatahash" xmlns:w16se="http://schemas.microsoft.com/office/word/2015/wordml/symex" xmlns:wpg="http://schemas.microsoft.com/office/word/2010/wordprocessingGroup" xmlns:wpi="http://schemas.microsoft.com/office/word/2010/wordprocessingInk" xmlns:wne="http://schemas.microsoft.com/office/word/2006/wordml" xmlns:wps="http://schemas.microsoft.com/office/word/2010/wordprocessingShape" mc:Ignorable="w14 w15 w16se w16cid w16 w16cex w16sdtdh w16du wp14">
+  <w:abstractNum w:abstractNumId="0" w15:restartNumberingAfterBreak="0">
+    <w:nsid w:val="4C54707F"/>
     <w:multiLevelType w:val="hybridMultilevel"/>
-    <w:lvl w:ilvl="0" w15:tentative="1">
+    <w:tmpl w:val="1B1C681E"/>
+    <w:lvl w:ilvl="0" w:tplc="BBB81A14">
       <w:start w:val="1"/>
       <w:numFmt w:val="bullet"/>
       <w:lvlText w:val="●"/>
@@ -2053,7 +2165,7 @@
         <w:ind w:left="720" w:hanging="360"/>
       </w:pPr>
     </w:lvl>
-    <w:lvl w:ilvl="1" w15:tentative="1">
+    <w:lvl w:ilvl="1" w:tplc="E01EA39C">
       <w:start w:val="1"/>
       <w:numFmt w:val="bullet"/>
       <w:lvlText w:val="○"/>
@@ -2062,7 +2174,7 @@
         <w:ind w:left="1440" w:hanging="360"/>
       </w:pPr>
     </w:lvl>
-    <w:lvl w:ilvl="2" w15:tentative="1">
+    <w:lvl w:ilvl="2" w:tplc="25FA5C18">
       <w:start w:val="1"/>
       <w:numFmt w:val="bullet"/>
       <w:lvlText w:val="■"/>
@@ -2071,7 +2183,7 @@
         <w:ind w:left="2160" w:hanging="360"/>
       </w:pPr>
     </w:lvl>
-    <w:lvl w:ilvl="3" w15:tentative="1">
+    <w:lvl w:ilvl="3" w:tplc="729ADB58">
       <w:start w:val="1"/>
       <w:numFmt w:val="bullet"/>
       <w:lvlText w:val="●"/>
@@ -2080,7 +2192,7 @@
         <w:ind w:left="2880" w:hanging="360"/>
       </w:pPr>
     </w:lvl>
-    <w:lvl w:ilvl="4" w15:tentative="1">
+    <w:lvl w:ilvl="4" w:tplc="37FC2C5A">
       <w:start w:val="1"/>
       <w:numFmt w:val="bullet"/>
       <w:lvlText w:val="○"/>
@@ -2089,7 +2201,7 @@
         <w:ind w:left="3600" w:hanging="360"/>
       </w:pPr>
     </w:lvl>
-    <w:lvl w:ilvl="5" w15:tentative="1">
+    <w:lvl w:ilvl="5" w:tplc="E546345E">
       <w:start w:val="1"/>
       <w:numFmt w:val="bullet"/>
       <w:lvlText w:val="■"/>
@@ -2098,7 +2210,7 @@
         <w:ind w:left="4320" w:hanging="360"/>
       </w:pPr>
     </w:lvl>
-    <w:lvl w:ilvl="6" w15:tentative="1">
+    <w:lvl w:ilvl="6" w:tplc="82D6ACBC">
       <w:start w:val="1"/>
       <w:numFmt w:val="bullet"/>
       <w:lvlText w:val="●"/>
@@ -2107,7 +2219,7 @@
         <w:ind w:left="5040" w:hanging="360"/>
       </w:pPr>
     </w:lvl>
-    <w:lvl w:ilvl="7" w15:tentative="1">
+    <w:lvl w:ilvl="7" w:tplc="49EAE754">
       <w:start w:val="1"/>
       <w:numFmt w:val="bullet"/>
       <w:lvlText w:val="●"/>
@@ -2116,7 +2228,7 @@
         <w:ind w:left="5760" w:hanging="360"/>
       </w:pPr>
     </w:lvl>
-    <w:lvl w:ilvl="8" w15:tentative="1">
+    <w:lvl w:ilvl="8" w:tplc="45C4D9E2">
       <w:start w:val="1"/>
       <w:numFmt w:val="bullet"/>
       <w:lvlText w:val="●"/>
@@ -2126,8 +2238,8 @@
       </w:pPr>
     </w:lvl>
   </w:abstractNum>
-  <w:num w:numId="1">
-    <w:abstractNumId w:val="1"/>
+  <w:num w:numId="1" w16cid:durableId="572391472">
+    <w:abstractNumId w:val="0"/>
     <w:lvlOverride w:ilvl="0">
       <w:startOverride w:val="1"/>
     </w:lvlOverride>
@@ -2136,65 +2248,460 @@
 </file>
 
 <file path=word/styles.xml><?xml version="1.0" encoding="utf-8"?>
-<w:styles xmlns:mc="http://schemas.openxmlformats.org/markup-compatibility/2006" xmlns:r="http://schemas.openxmlformats.org/officeDocument/2006/relationships" xmlns:w="http://schemas.openxmlformats.org/wordprocessingml/2006/main" xmlns:w14="http://schemas.microsoft.com/office/word/2010/wordml" xmlns:w15="http://schemas.microsoft.com/office/word/2012/wordml" mc:Ignorable="w14 w15">
+<w:styles xmlns:mc="http://schemas.openxmlformats.org/markup-compatibility/2006" xmlns:r="http://schemas.openxmlformats.org/officeDocument/2006/relationships" xmlns:w="http://schemas.openxmlformats.org/wordprocessingml/2006/main" xmlns:w14="http://schemas.microsoft.com/office/word/2010/wordml" xmlns:w15="http://schemas.microsoft.com/office/word/2012/wordml" xmlns:w16cex="http://schemas.microsoft.com/office/word/2018/wordml/cex" xmlns:w16cid="http://schemas.microsoft.com/office/word/2016/wordml/cid" xmlns:w16="http://schemas.microsoft.com/office/word/2018/wordml" xmlns:w16du="http://schemas.microsoft.com/office/word/2023/wordml/word16du" xmlns:w16sdtdh="http://schemas.microsoft.com/office/word/2020/wordml/sdtdatahash" xmlns:w16se="http://schemas.microsoft.com/office/word/2015/wordml/symex" mc:Ignorable="w14 w15 w16se w16cid w16 w16cex w16sdtdh w16du">
   <w:docDefaults>
     <w:rPrDefault>
       <w:rPr>
-        <w:rFonts w:ascii="Arial" w:cs="Arial" w:eastAsia="Arial" w:hAnsi="Arial"/>
+        <w:rFonts w:ascii="Arial" w:eastAsia="Arial" w:hAnsi="Arial" w:cs="Arial"/>
         <w:sz w:val="22"/>
         <w:szCs w:val="22"/>
+        <w:lang w:val="en-GB" w:eastAsia="en-GB" w:bidi="ar-SA"/>
       </w:rPr>
     </w:rPrDefault>
     <w:pPrDefault/>
   </w:docDefaults>
-  <w:style w:type="paragraph" w:styleId="Title">
-    <w:name w:val="Title"/>
-    <w:basedOn w:val="Normal"/>
-    <w:next w:val="Normal"/>
+  <w:latentStyles w:defLockedState="0" w:defUIPriority="99" w:defSemiHidden="0" w:defUnhideWhenUsed="0" w:defQFormat="0" w:count="376">
+    <w:lsdException w:name="Normal" w:uiPriority="0" w:qFormat="1"/>
+    <w:lsdException w:name="heading 1" w:uiPriority="9" w:qFormat="1"/>
+    <w:lsdException w:name="heading 2" w:semiHidden="1" w:uiPriority="9" w:unhideWhenUsed="1" w:qFormat="1"/>
+    <w:lsdException w:name="heading 3" w:semiHidden="1" w:uiPriority="9" w:unhideWhenUsed="1" w:qFormat="1"/>
+    <w:lsdException w:name="heading 4" w:semiHidden="1" w:uiPriority="9" w:unhideWhenUsed="1" w:qFormat="1"/>
+    <w:lsdException w:name="heading 5" w:semiHidden="1" w:uiPriority="9" w:unhideWhenUsed="1" w:qFormat="1"/>
+    <w:lsdException w:name="heading 6" w:semiHidden="1" w:uiPriority="9" w:unhideWhenUsed="1" w:qFormat="1"/>
+    <w:lsdException w:name="heading 7" w:semiHidden="1" w:uiPriority="9" w:unhideWhenUsed="1" w:qFormat="1"/>
+    <w:lsdException w:name="heading 8" w:semiHidden="1" w:uiPriority="9" w:unhideWhenUsed="1" w:qFormat="1"/>
+    <w:lsdException w:name="heading 9" w:semiHidden="1" w:uiPriority="9" w:unhideWhenUsed="1" w:qFormat="1"/>
+    <w:lsdException w:name="index 1" w:semiHidden="1" w:unhideWhenUsed="1"/>
+    <w:lsdException w:name="index 2" w:semiHidden="1" w:unhideWhenUsed="1"/>
+    <w:lsdException w:name="index 3" w:semiHidden="1" w:unhideWhenUsed="1"/>
+    <w:lsdException w:name="index 4" w:semiHidden="1" w:unhideWhenUsed="1"/>
+    <w:lsdException w:name="index 5" w:semiHidden="1" w:unhideWhenUsed="1"/>
+    <w:lsdException w:name="index 6" w:semiHidden="1" w:unhideWhenUsed="1"/>
+    <w:lsdException w:name="index 7" w:semiHidden="1" w:unhideWhenUsed="1"/>
+    <w:lsdException w:name="index 8" w:semiHidden="1" w:unhideWhenUsed="1"/>
+    <w:lsdException w:name="index 9" w:semiHidden="1" w:unhideWhenUsed="1"/>
+    <w:lsdException w:name="toc 1" w:semiHidden="1" w:uiPriority="39" w:unhideWhenUsed="1"/>
+    <w:lsdException w:name="toc 2" w:semiHidden="1" w:uiPriority="39" w:unhideWhenUsed="1"/>
+    <w:lsdException w:name="toc 3" w:semiHidden="1" w:uiPriority="39" w:unhideWhenUsed="1"/>
+    <w:lsdException w:name="toc 4" w:semiHidden="1" w:uiPriority="39" w:unhideWhenUsed="1"/>
+    <w:lsdException w:name="toc 5" w:semiHidden="1" w:uiPriority="39" w:unhideWhenUsed="1"/>
+    <w:lsdException w:name="toc 6" w:semiHidden="1" w:uiPriority="39" w:unhideWhenUsed="1"/>
+    <w:lsdException w:name="toc 7" w:semiHidden="1" w:uiPriority="39" w:unhideWhenUsed="1"/>
+    <w:lsdException w:name="toc 8" w:semiHidden="1" w:uiPriority="39" w:unhideWhenUsed="1"/>
+    <w:lsdException w:name="toc 9" w:semiHidden="1" w:uiPriority="39" w:unhideWhenUsed="1"/>
+    <w:lsdException w:name="Normal Indent" w:semiHidden="1" w:unhideWhenUsed="1"/>
+    <w:lsdException w:name="footnote text" w:semiHidden="1" w:unhideWhenUsed="1"/>
+    <w:lsdException w:name="annotation text" w:semiHidden="1" w:unhideWhenUsed="1"/>
+    <w:lsdException w:name="header" w:semiHidden="1" w:unhideWhenUsed="1"/>
+    <w:lsdException w:name="footer" w:semiHidden="1" w:unhideWhenUsed="1"/>
+    <w:lsdException w:name="index heading" w:semiHidden="1" w:unhideWhenUsed="1"/>
+    <w:lsdException w:name="caption" w:semiHidden="1" w:uiPriority="35" w:unhideWhenUsed="1" w:qFormat="1"/>
+    <w:lsdException w:name="table of figures" w:semiHidden="1" w:unhideWhenUsed="1"/>
+    <w:lsdException w:name="envelope address" w:semiHidden="1" w:unhideWhenUsed="1"/>
+    <w:lsdException w:name="envelope return" w:semiHidden="1" w:unhideWhenUsed="1"/>
+    <w:lsdException w:name="footnote reference" w:semiHidden="1" w:unhideWhenUsed="1"/>
+    <w:lsdException w:name="annotation reference" w:semiHidden="1" w:unhideWhenUsed="1"/>
+    <w:lsdException w:name="line number" w:semiHidden="1" w:unhideWhenUsed="1"/>
+    <w:lsdException w:name="page number" w:semiHidden="1" w:unhideWhenUsed="1"/>
+    <w:lsdException w:name="endnote reference" w:semiHidden="1" w:unhideWhenUsed="1"/>
+    <w:lsdException w:name="endnote text" w:semiHidden="1" w:unhideWhenUsed="1"/>
+    <w:lsdException w:name="table of authorities" w:semiHidden="1" w:unhideWhenUsed="1"/>
+    <w:lsdException w:name="macro" w:semiHidden="1" w:unhideWhenUsed="1"/>
+    <w:lsdException w:name="toa heading" w:semiHidden="1" w:unhideWhenUsed="1"/>
+    <w:lsdException w:name="List" w:semiHidden="1" w:unhideWhenUsed="1"/>
+    <w:lsdException w:name="List Bullet" w:semiHidden="1" w:unhideWhenUsed="1"/>
+    <w:lsdException w:name="List Number" w:semiHidden="1" w:unhideWhenUsed="1"/>
+    <w:lsdException w:name="List 2" w:semiHidden="1" w:unhideWhenUsed="1"/>
+    <w:lsdException w:name="List 3" w:semiHidden="1" w:unhideWhenUsed="1"/>
+    <w:lsdException w:name="List 4" w:semiHidden="1" w:unhideWhenUsed="1"/>
+    <w:lsdException w:name="List 5" w:semiHidden="1" w:unhideWhenUsed="1"/>
+    <w:lsdException w:name="List Bullet 2" w:semiHidden="1" w:unhideWhenUsed="1"/>
+    <w:lsdException w:name="List Bullet 3" w:semiHidden="1" w:unhideWhenUsed="1"/>
+    <w:lsdException w:name="List Bullet 4" w:semiHidden="1" w:unhideWhenUsed="1"/>
+    <w:lsdException w:name="List Bullet 5" w:semiHidden="1" w:unhideWhenUsed="1"/>
+    <w:lsdException w:name="List Number 2" w:semiHidden="1" w:unhideWhenUsed="1"/>
+    <w:lsdException w:name="List Number 3" w:semiHidden="1" w:unhideWhenUsed="1"/>
+    <w:lsdException w:name="List Number 4" w:semiHidden="1" w:unhideWhenUsed="1"/>
+    <w:lsdException w:name="List Number 5" w:semiHidden="1" w:unhideWhenUsed="1"/>
+    <w:lsdException w:name="Title" w:uiPriority="10" w:qFormat="1"/>
+    <w:lsdException w:name="Closing" w:semiHidden="1" w:unhideWhenUsed="1"/>
+    <w:lsdException w:name="Signature" w:semiHidden="1" w:unhideWhenUsed="1"/>
+    <w:lsdException w:name="Default Paragraph Font" w:semiHidden="1" w:uiPriority="1" w:unhideWhenUsed="1"/>
+    <w:lsdException w:name="Body Text" w:semiHidden="1" w:unhideWhenUsed="1"/>
+    <w:lsdException w:name="Body Text Indent" w:semiHidden="1" w:unhideWhenUsed="1"/>
+    <w:lsdException w:name="List Continue" w:semiHidden="1" w:unhideWhenUsed="1"/>
+    <w:lsdException w:name="List Continue 2" w:semiHidden="1" w:unhideWhenUsed="1"/>
+    <w:lsdException w:name="List Continue 3" w:semiHidden="1" w:unhideWhenUsed="1"/>
+    <w:lsdException w:name="List Continue 4" w:semiHidden="1" w:unhideWhenUsed="1"/>
+    <w:lsdException w:name="List Continue 5" w:semiHidden="1" w:unhideWhenUsed="1"/>
+    <w:lsdException w:name="Message Header" w:semiHidden="1" w:unhideWhenUsed="1"/>
+    <w:lsdException w:name="Subtitle" w:uiPriority="11" w:qFormat="1"/>
+    <w:lsdException w:name="Salutation" w:semiHidden="1" w:unhideWhenUsed="1"/>
+    <w:lsdException w:name="Date" w:semiHidden="1" w:unhideWhenUsed="1"/>
+    <w:lsdException w:name="Body Text First Indent" w:semiHidden="1" w:unhideWhenUsed="1"/>
+    <w:lsdException w:name="Body Text First Indent 2" w:semiHidden="1" w:unhideWhenUsed="1"/>
+    <w:lsdException w:name="Note Heading" w:semiHidden="1" w:unhideWhenUsed="1"/>
+    <w:lsdException w:name="Body Text 2" w:semiHidden="1" w:unhideWhenUsed="1"/>
+    <w:lsdException w:name="Body Text 3" w:semiHidden="1" w:unhideWhenUsed="1"/>
+    <w:lsdException w:name="Body Text Indent 2" w:semiHidden="1" w:unhideWhenUsed="1"/>
+    <w:lsdException w:name="Body Text Indent 3" w:semiHidden="1" w:unhideWhenUsed="1"/>
+    <w:lsdException w:name="Block Text" w:semiHidden="1" w:unhideWhenUsed="1"/>
+    <w:lsdException w:name="Hyperlink" w:semiHidden="1" w:unhideWhenUsed="1"/>
+    <w:lsdException w:name="FollowedHyperlink" w:semiHidden="1" w:unhideWhenUsed="1"/>
+    <w:lsdException w:name="Strong" w:uiPriority="22" w:qFormat="1"/>
+    <w:lsdException w:name="Emphasis" w:uiPriority="20" w:qFormat="1"/>
+    <w:lsdException w:name="Document Map" w:semiHidden="1" w:unhideWhenUsed="1"/>
+    <w:lsdException w:name="Plain Text" w:semiHidden="1" w:unhideWhenUsed="1"/>
+    <w:lsdException w:name="E-mail Signature" w:semiHidden="1" w:unhideWhenUsed="1"/>
+    <w:lsdException w:name="HTML Top of Form" w:semiHidden="1" w:unhideWhenUsed="1"/>
+    <w:lsdException w:name="HTML Bottom of Form" w:semiHidden="1" w:unhideWhenUsed="1"/>
+    <w:lsdException w:name="Normal (Web)" w:semiHidden="1" w:unhideWhenUsed="1"/>
+    <w:lsdException w:name="HTML Acronym" w:semiHidden="1" w:unhideWhenUsed="1"/>
+    <w:lsdException w:name="HTML Address" w:semiHidden="1" w:unhideWhenUsed="1"/>
+    <w:lsdException w:name="HTML Cite" w:semiHidden="1" w:unhideWhenUsed="1"/>
+    <w:lsdException w:name="HTML Code" w:semiHidden="1" w:unhideWhenUsed="1"/>
+    <w:lsdException w:name="HTML Definition" w:semiHidden="1" w:unhideWhenUsed="1"/>
+    <w:lsdException w:name="HTML Keyboard" w:semiHidden="1" w:unhideWhenUsed="1"/>
+    <w:lsdException w:name="HTML Preformatted" w:semiHidden="1" w:unhideWhenUsed="1"/>
+    <w:lsdException w:name="HTML Sample" w:semiHidden="1" w:unhideWhenUsed="1"/>
+    <w:lsdException w:name="HTML Typewriter" w:semiHidden="1" w:unhideWhenUsed="1"/>
+    <w:lsdException w:name="HTML Variable" w:semiHidden="1" w:unhideWhenUsed="1"/>
+    <w:lsdException w:name="Normal Table" w:semiHidden="1" w:unhideWhenUsed="1"/>
+    <w:lsdException w:name="annotation subject" w:semiHidden="1" w:unhideWhenUsed="1"/>
+    <w:lsdException w:name="No List" w:semiHidden="1" w:unhideWhenUsed="1"/>
+    <w:lsdException w:name="Outline List 1" w:semiHidden="1" w:unhideWhenUsed="1"/>
+    <w:lsdException w:name="Outline List 2" w:semiHidden="1" w:unhideWhenUsed="1"/>
+    <w:lsdException w:name="Outline List 3" w:semiHidden="1" w:unhideWhenUsed="1"/>
+    <w:lsdException w:name="Table Simple 1" w:semiHidden="1" w:unhideWhenUsed="1"/>
+    <w:lsdException w:name="Table Simple 2" w:semiHidden="1" w:unhideWhenUsed="1"/>
+    <w:lsdException w:name="Table Simple 3" w:semiHidden="1" w:unhideWhenUsed="1"/>
+    <w:lsdException w:name="Table Classic 1" w:semiHidden="1" w:unhideWhenUsed="1"/>
+    <w:lsdException w:name="Table Classic 2" w:semiHidden="1" w:unhideWhenUsed="1"/>
+    <w:lsdException w:name="Table Classic 3" w:semiHidden="1" w:unhideWhenUsed="1"/>
+    <w:lsdException w:name="Table Classic 4" w:semiHidden="1" w:unhideWhenUsed="1"/>
+    <w:lsdException w:name="Table Colorful 1" w:semiHidden="1" w:unhideWhenUsed="1"/>
+    <w:lsdException w:name="Table Colorful 2" w:semiHidden="1" w:unhideWhenUsed="1"/>
+    <w:lsdException w:name="Table Colorful 3" w:semiHidden="1" w:unhideWhenUsed="1"/>
+    <w:lsdException w:name="Table Columns 1" w:semiHidden="1" w:unhideWhenUsed="1"/>
+    <w:lsdException w:name="Table Columns 2" w:semiHidden="1" w:unhideWhenUsed="1"/>
+    <w:lsdException w:name="Table Columns 3" w:semiHidden="1" w:unhideWhenUsed="1"/>
+    <w:lsdException w:name="Table Columns 4" w:semiHidden="1" w:unhideWhenUsed="1"/>
+    <w:lsdException w:name="Table Columns 5" w:semiHidden="1" w:unhideWhenUsed="1"/>
+    <w:lsdException w:name="Table Grid 1" w:semiHidden="1" w:unhideWhenUsed="1"/>
+    <w:lsdException w:name="Table Grid 2" w:semiHidden="1" w:unhideWhenUsed="1"/>
+    <w:lsdException w:name="Table Grid 3" w:semiHidden="1" w:unhideWhenUsed="1"/>
+    <w:lsdException w:name="Table Grid 4" w:semiHidden="1" w:unhideWhenUsed="1"/>
+    <w:lsdException w:name="Table Grid 5" w:semiHidden="1" w:unhideWhenUsed="1"/>
+    <w:lsdException w:name="Table Grid 6" w:semiHidden="1" w:unhideWhenUsed="1"/>
+    <w:lsdException w:name="Table Grid 7" w:semiHidden="1" w:unhideWhenUsed="1"/>
+    <w:lsdException w:name="Table Grid 8" w:semiHidden="1" w:unhideWhenUsed="1"/>
+    <w:lsdException w:name="Table List 1" w:semiHidden="1" w:unhideWhenUsed="1"/>
+    <w:lsdException w:name="Table List 2" w:semiHidden="1" w:unhideWhenUsed="1"/>
+    <w:lsdException w:name="Table List 3" w:semiHidden="1" w:unhideWhenUsed="1"/>
+    <w:lsdException w:name="Table List 4" w:semiHidden="1" w:unhideWhenUsed="1"/>
+    <w:lsdException w:name="Table List 5" w:semiHidden="1" w:unhideWhenUsed="1"/>
+    <w:lsdException w:name="Table List 6" w:semiHidden="1" w:unhideWhenUsed="1"/>
+    <w:lsdException w:name="Table List 7" w:semiHidden="1" w:unhideWhenUsed="1"/>
+    <w:lsdException w:name="Table List 8" w:semiHidden="1" w:unhideWhenUsed="1"/>
+    <w:lsdException w:name="Table 3D effects 1" w:semiHidden="1" w:unhideWhenUsed="1"/>
+    <w:lsdException w:name="Table 3D effects 2" w:semiHidden="1" w:unhideWhenUsed="1"/>
+    <w:lsdException w:name="Table 3D effects 3" w:semiHidden="1" w:unhideWhenUsed="1"/>
+    <w:lsdException w:name="Table Contemporary" w:semiHidden="1" w:unhideWhenUsed="1"/>
+    <w:lsdException w:name="Table Elegant" w:semiHidden="1" w:unhideWhenUsed="1"/>
+    <w:lsdException w:name="Table Professional" w:semiHidden="1" w:unhideWhenUsed="1"/>
+    <w:lsdException w:name="Table Subtle 1" w:semiHidden="1" w:unhideWhenUsed="1"/>
+    <w:lsdException w:name="Table Subtle 2" w:semiHidden="1" w:unhideWhenUsed="1"/>
+    <w:lsdException w:name="Table Web 1" w:semiHidden="1" w:unhideWhenUsed="1"/>
+    <w:lsdException w:name="Table Web 2" w:semiHidden="1" w:unhideWhenUsed="1"/>
+    <w:lsdException w:name="Table Web 3" w:semiHidden="1" w:unhideWhenUsed="1"/>
+    <w:lsdException w:name="Balloon Text" w:semiHidden="1" w:unhideWhenUsed="1"/>
+    <w:lsdException w:name="Table Grid" w:uiPriority="39"/>
+    <w:lsdException w:name="Table Theme" w:semiHidden="1" w:unhideWhenUsed="1"/>
+    <w:lsdException w:name="Placeholder Text" w:semiHidden="1"/>
+    <w:lsdException w:name="No Spacing" w:uiPriority="1" w:qFormat="1"/>
+    <w:lsdException w:name="Light Shading" w:uiPriority="60"/>
+    <w:lsdException w:name="Light List" w:uiPriority="61"/>
+    <w:lsdException w:name="Light Grid" w:uiPriority="62"/>
+    <w:lsdException w:name="Medium Shading 1" w:uiPriority="63"/>
+    <w:lsdException w:name="Medium Shading 2" w:uiPriority="64"/>
+    <w:lsdException w:name="Medium List 1" w:uiPriority="65"/>
+    <w:lsdException w:name="Medium List 2" w:uiPriority="66"/>
+    <w:lsdException w:name="Medium Grid 1" w:uiPriority="67"/>
+    <w:lsdException w:name="Medium Grid 2" w:uiPriority="68"/>
+    <w:lsdException w:name="Medium Grid 3" w:uiPriority="69"/>
+    <w:lsdException w:name="Dark List" w:uiPriority="70"/>
+    <w:lsdException w:name="Colorful Shading" w:uiPriority="71"/>
+    <w:lsdException w:name="Colorful List" w:uiPriority="72"/>
+    <w:lsdException w:name="Colorful Grid" w:uiPriority="73"/>
+    <w:lsdException w:name="Light Shading Accent 1" w:uiPriority="60"/>
+    <w:lsdException w:name="Light List Accent 1" w:uiPriority="61"/>
+    <w:lsdException w:name="Light Grid Accent 1" w:uiPriority="62"/>
+    <w:lsdException w:name="Medium Shading 1 Accent 1" w:uiPriority="63"/>
+    <w:lsdException w:name="Medium Shading 2 Accent 1" w:uiPriority="64"/>
+    <w:lsdException w:name="Medium List 1 Accent 1" w:uiPriority="65"/>
+    <w:lsdException w:name="Revision" w:semiHidden="1"/>
+    <w:lsdException w:name="List Paragraph" w:uiPriority="34" w:qFormat="1"/>
+    <w:lsdException w:name="Quote" w:uiPriority="29" w:qFormat="1"/>
+    <w:lsdException w:name="Intense Quote" w:uiPriority="30" w:qFormat="1"/>
+    <w:lsdException w:name="Medium List 2 Accent 1" w:uiPriority="66"/>
+    <w:lsdException w:name="Medium Grid 1 Accent 1" w:uiPriority="67"/>
+    <w:lsdException w:name="Medium Grid 2 Accent 1" w:uiPriority="68"/>
+    <w:lsdException w:name="Medium Grid 3 Accent 1" w:uiPriority="69"/>
+    <w:lsdException w:name="Dark List Accent 1" w:uiPriority="70"/>
+    <w:lsdException w:name="Colorful Shading Accent 1" w:uiPriority="71"/>
+    <w:lsdException w:name="Colorful List Accent 1" w:uiPriority="72"/>
+    <w:lsdException w:name="Colorful Grid Accent 1" w:uiPriority="73"/>
+    <w:lsdException w:name="Light Shading Accent 2" w:uiPriority="60"/>
+    <w:lsdException w:name="Light List Accent 2" w:uiPriority="61"/>
+    <w:lsdException w:name="Light Grid Accent 2" w:uiPriority="62"/>
+    <w:lsdException w:name="Medium Shading 1 Accent 2" w:uiPriority="63"/>
+    <w:lsdException w:name="Medium Shading 2 Accent 2" w:uiPriority="64"/>
+    <w:lsdException w:name="Medium List 1 Accent 2" w:uiPriority="65"/>
+    <w:lsdException w:name="Medium List 2 Accent 2" w:uiPriority="66"/>
+    <w:lsdException w:name="Medium Grid 1 Accent 2" w:uiPriority="67"/>
+    <w:lsdException w:name="Medium Grid 2 Accent 2" w:uiPriority="68"/>
+    <w:lsdException w:name="Medium Grid 3 Accent 2" w:uiPriority="69"/>
+    <w:lsdException w:name="Dark List Accent 2" w:uiPriority="70"/>
+    <w:lsdException w:name="Colorful Shading Accent 2" w:uiPriority="71"/>
+    <w:lsdException w:name="Colorful List Accent 2" w:uiPriority="72"/>
+    <w:lsdException w:name="Colorful Grid Accent 2" w:uiPriority="73"/>
+    <w:lsdException w:name="Light Shading Accent 3" w:uiPriority="60"/>
+    <w:lsdException w:name="Light List Accent 3" w:uiPriority="61"/>
+    <w:lsdException w:name="Light Grid Accent 3" w:uiPriority="62"/>
+    <w:lsdException w:name="Medium Shading 1 Accent 3" w:uiPriority="63"/>
+    <w:lsdException w:name="Medium Shading 2 Accent 3" w:uiPriority="64"/>
+    <w:lsdException w:name="Medium List 1 Accent 3" w:uiPriority="65"/>
+    <w:lsdException w:name="Medium List 2 Accent 3" w:uiPriority="66"/>
+    <w:lsdException w:name="Medium Grid 1 Accent 3" w:uiPriority="67"/>
+    <w:lsdException w:name="Medium Grid 2 Accent 3" w:uiPriority="68"/>
+    <w:lsdException w:name="Medium Grid 3 Accent 3" w:uiPriority="69"/>
+    <w:lsdException w:name="Dark List Accent 3" w:uiPriority="70"/>
+    <w:lsdException w:name="Colorful Shading Accent 3" w:uiPriority="71"/>
+    <w:lsdException w:name="Colorful List Accent 3" w:uiPriority="72"/>
+    <w:lsdException w:name="Colorful Grid Accent 3" w:uiPriority="73"/>
+    <w:lsdException w:name="Light Shading Accent 4" w:uiPriority="60"/>
+    <w:lsdException w:name="Light List Accent 4" w:uiPriority="61"/>
+    <w:lsdException w:name="Light Grid Accent 4" w:uiPriority="62"/>
+    <w:lsdException w:name="Medium Shading 1 Accent 4" w:uiPriority="63"/>
+    <w:lsdException w:name="Medium Shading 2 Accent 4" w:uiPriority="64"/>
+    <w:lsdException w:name="Medium List 1 Accent 4" w:uiPriority="65"/>
+    <w:lsdException w:name="Medium List 2 Accent 4" w:uiPriority="66"/>
+    <w:lsdException w:name="Medium Grid 1 Accent 4" w:uiPriority="67"/>
+    <w:lsdException w:name="Medium Grid 2 Accent 4" w:uiPriority="68"/>
+    <w:lsdException w:name="Medium Grid 3 Accent 4" w:uiPriority="69"/>
+    <w:lsdException w:name="Dark List Accent 4" w:uiPriority="70"/>
+    <w:lsdException w:name="Colorful Shading Accent 4" w:uiPriority="71"/>
+    <w:lsdException w:name="Colorful List Accent 4" w:uiPriority="72"/>
+    <w:lsdException w:name="Colorful Grid Accent 4" w:uiPriority="73"/>
+    <w:lsdException w:name="Light Shading Accent 5" w:uiPriority="60"/>
+    <w:lsdException w:name="Light List Accent 5" w:uiPriority="61"/>
+    <w:lsdException w:name="Light Grid Accent 5" w:uiPriority="62"/>
+    <w:lsdException w:name="Medium Shading 1 Accent 5" w:uiPriority="63"/>
+    <w:lsdException w:name="Medium Shading 2 Accent 5" w:uiPriority="64"/>
+    <w:lsdException w:name="Medium List 1 Accent 5" w:uiPriority="65"/>
+    <w:lsdException w:name="Medium List 2 Accent 5" w:uiPriority="66"/>
+    <w:lsdException w:name="Medium Grid 1 Accent 5" w:uiPriority="67"/>
+    <w:lsdException w:name="Medium Grid 2 Accent 5" w:uiPriority="68"/>
+    <w:lsdException w:name="Medium Grid 3 Accent 5" w:uiPriority="69"/>
+    <w:lsdException w:name="Dark List Accent 5" w:uiPriority="70"/>
+    <w:lsdException w:name="Colorful Shading Accent 5" w:uiPriority="71"/>
+    <w:lsdException w:name="Colorful List Accent 5" w:uiPriority="72"/>
+    <w:lsdException w:name="Colorful Grid Accent 5" w:uiPriority="73"/>
+    <w:lsdException w:name="Light Shading Accent 6" w:uiPriority="60"/>
+    <w:lsdException w:name="Light List Accent 6" w:uiPriority="61"/>
+    <w:lsdException w:name="Light Grid Accent 6" w:uiPriority="62"/>
+    <w:lsdException w:name="Medium Shading 1 Accent 6" w:uiPriority="63"/>
+    <w:lsdException w:name="Medium Shading 2 Accent 6" w:uiPriority="64"/>
+    <w:lsdException w:name="Medium List 1 Accent 6" w:uiPriority="65"/>
+    <w:lsdException w:name="Medium List 2 Accent 6" w:uiPriority="66"/>
+    <w:lsdException w:name="Medium Grid 1 Accent 6" w:uiPriority="67"/>
+    <w:lsdException w:name="Medium Grid 2 Accent 6" w:uiPriority="68"/>
+    <w:lsdException w:name="Medium Grid 3 Accent 6" w:uiPriority="69"/>
+    <w:lsdException w:name="Dark List Accent 6" w:uiPriority="70"/>
+    <w:lsdException w:name="Colorful Shading Accent 6" w:uiPriority="71"/>
+    <w:lsdException w:name="Colorful List Accent 6" w:uiPriority="72"/>
+    <w:lsdException w:name="Colorful Grid Accent 6" w:uiPriority="73"/>
+    <w:lsdException w:name="Subtle Emphasis" w:uiPriority="19" w:qFormat="1"/>
+    <w:lsdException w:name="Intense Emphasis" w:uiPriority="21" w:qFormat="1"/>
+    <w:lsdException w:name="Subtle Reference" w:uiPriority="31" w:qFormat="1"/>
+    <w:lsdException w:name="Intense Reference" w:uiPriority="32" w:qFormat="1"/>
+    <w:lsdException w:name="Book Title" w:uiPriority="33" w:qFormat="1"/>
+    <w:lsdException w:name="Bibliography" w:semiHidden="1" w:uiPriority="37" w:unhideWhenUsed="1"/>
+    <w:lsdException w:name="TOC Heading" w:semiHidden="1" w:uiPriority="39" w:unhideWhenUsed="1" w:qFormat="1"/>
+    <w:lsdException w:name="Plain Table 1" w:uiPriority="41"/>
+    <w:lsdException w:name="Plain Table 2" w:uiPriority="42"/>
+    <w:lsdException w:name="Plain Table 3" w:uiPriority="43"/>
+    <w:lsdException w:name="Plain Table 4" w:uiPriority="44"/>
+    <w:lsdException w:name="Plain Table 5" w:uiPriority="45"/>
+    <w:lsdException w:name="Grid Table Light" w:uiPriority="40"/>
+    <w:lsdException w:name="Grid Table 1 Light" w:uiPriority="46"/>
+    <w:lsdException w:name="Grid Table 2" w:uiPriority="47"/>
+    <w:lsdException w:name="Grid Table 3" w:uiPriority="48"/>
+    <w:lsdException w:name="Grid Table 4" w:uiPriority="49"/>
+    <w:lsdException w:name="Grid Table 5 Dark" w:uiPriority="50"/>
+    <w:lsdException w:name="Grid Table 6 Colorful" w:uiPriority="51"/>
+    <w:lsdException w:name="Grid Table 7 Colorful" w:uiPriority="52"/>
+    <w:lsdException w:name="Grid Table 1 Light Accent 1" w:uiPriority="46"/>
+    <w:lsdException w:name="Grid Table 2 Accent 1" w:uiPriority="47"/>
+    <w:lsdException w:name="Grid Table 3 Accent 1" w:uiPriority="48"/>
+    <w:lsdException w:name="Grid Table 4 Accent 1" w:uiPriority="49"/>
+    <w:lsdException w:name="Grid Table 5 Dark Accent 1" w:uiPriority="50"/>
+    <w:lsdException w:name="Grid Table 6 Colorful Accent 1" w:uiPriority="51"/>
+    <w:lsdException w:name="Grid Table 7 Colorful Accent 1" w:uiPriority="52"/>
+    <w:lsdException w:name="Grid Table 1 Light Accent 2" w:uiPriority="46"/>
+    <w:lsdException w:name="Grid Table 2 Accent 2" w:uiPriority="47"/>
+    <w:lsdException w:name="Grid Table 3 Accent 2" w:uiPriority="48"/>
+    <w:lsdException w:name="Grid Table 4 Accent 2" w:uiPriority="49"/>
+    <w:lsdException w:name="Grid Table 5 Dark Accent 2" w:uiPriority="50"/>
+    <w:lsdException w:name="Grid Table 6 Colorful Accent 2" w:uiPriority="51"/>
+    <w:lsdException w:name="Grid Table 7 Colorful Accent 2" w:uiPriority="52"/>
+    <w:lsdException w:name="Grid Table 1 Light Accent 3" w:uiPriority="46"/>
+    <w:lsdException w:name="Grid Table 2 Accent 3" w:uiPriority="47"/>
+    <w:lsdException w:name="Grid Table 3 Accent 3" w:uiPriority="48"/>
+    <w:lsdException w:name="Grid Table 4 Accent 3" w:uiPriority="49"/>
+    <w:lsdException w:name="Grid Table 5 Dark Accent 3" w:uiPriority="50"/>
+    <w:lsdException w:name="Grid Table 6 Colorful Accent 3" w:uiPriority="51"/>
+    <w:lsdException w:name="Grid Table 7 Colorful Accent 3" w:uiPriority="52"/>
+    <w:lsdException w:name="Grid Table 1 Light Accent 4" w:uiPriority="46"/>
+    <w:lsdException w:name="Grid Table 2 Accent 4" w:uiPriority="47"/>
+    <w:lsdException w:name="Grid Table 3 Accent 4" w:uiPriority="48"/>
+    <w:lsdException w:name="Grid Table 4 Accent 4" w:uiPriority="49"/>
+    <w:lsdException w:name="Grid Table 5 Dark Accent 4" w:uiPriority="50"/>
+    <w:lsdException w:name="Grid Table 6 Colorful Accent 4" w:uiPriority="51"/>
+    <w:lsdException w:name="Grid Table 7 Colorful Accent 4" w:uiPriority="52"/>
+    <w:lsdException w:name="Grid Table 1 Light Accent 5" w:uiPriority="46"/>
+    <w:lsdException w:name="Grid Table 2 Accent 5" w:uiPriority="47"/>
+    <w:lsdException w:name="Grid Table 3 Accent 5" w:uiPriority="48"/>
+    <w:lsdException w:name="Grid Table 4 Accent 5" w:uiPriority="49"/>
+    <w:lsdException w:name="Grid Table 5 Dark Accent 5" w:uiPriority="50"/>
+    <w:lsdException w:name="Grid Table 6 Colorful Accent 5" w:uiPriority="51"/>
+    <w:lsdException w:name="Grid Table 7 Colorful Accent 5" w:uiPriority="52"/>
+    <w:lsdException w:name="Grid Table 1 Light Accent 6" w:uiPriority="46"/>
+    <w:lsdException w:name="Grid Table 2 Accent 6" w:uiPriority="47"/>
+    <w:lsdException w:name="Grid Table 3 Accent 6" w:uiPriority="48"/>
+    <w:lsdException w:name="Grid Table 4 Accent 6" w:uiPriority="49"/>
+    <w:lsdException w:name="Grid Table 5 Dark Accent 6" w:uiPriority="50"/>
+    <w:lsdException w:name="Grid Table 6 Colorful Accent 6" w:uiPriority="51"/>
+    <w:lsdException w:name="Grid Table 7 Colorful Accent 6" w:uiPriority="52"/>
+    <w:lsdException w:name="List Table 1 Light" w:uiPriority="46"/>
+    <w:lsdException w:name="List Table 2" w:uiPriority="47"/>
+    <w:lsdException w:name="List Table 3" w:uiPriority="48"/>
+    <w:lsdException w:name="List Table 4" w:uiPriority="49"/>
+    <w:lsdException w:name="List Table 5 Dark" w:uiPriority="50"/>
+    <w:lsdException w:name="List Table 6 Colorful" w:uiPriority="51"/>
+    <w:lsdException w:name="List Table 7 Colorful" w:uiPriority="52"/>
+    <w:lsdException w:name="List Table 1 Light Accent 1" w:uiPriority="46"/>
+    <w:lsdException w:name="List Table 2 Accent 1" w:uiPriority="47"/>
+    <w:lsdException w:name="List Table 3 Accent 1" w:uiPriority="48"/>
+    <w:lsdException w:name="List Table 4 Accent 1" w:uiPriority="49"/>
+    <w:lsdException w:name="List Table 5 Dark Accent 1" w:uiPriority="50"/>
+    <w:lsdException w:name="List Table 6 Colorful Accent 1" w:uiPriority="51"/>
+    <w:lsdException w:name="List Table 7 Colorful Accent 1" w:uiPriority="52"/>
+    <w:lsdException w:name="List Table 1 Light Accent 2" w:uiPriority="46"/>
+    <w:lsdException w:name="List Table 2 Accent 2" w:uiPriority="47"/>
+    <w:lsdException w:name="List Table 3 Accent 2" w:uiPriority="48"/>
+    <w:lsdException w:name="List Table 4 Accent 2" w:uiPriority="49"/>
+    <w:lsdException w:name="List Table 5 Dark Accent 2" w:uiPriority="50"/>
+    <w:lsdException w:name="List Table 6 Colorful Accent 2" w:uiPriority="51"/>
+    <w:lsdException w:name="List Table 7 Colorful Accent 2" w:uiPriority="52"/>
+    <w:lsdException w:name="List Table 1 Light Accent 3" w:uiPriority="46"/>
+    <w:lsdException w:name="List Table 2 Accent 3" w:uiPriority="47"/>
+    <w:lsdException w:name="List Table 3 Accent 3" w:uiPriority="48"/>
+    <w:lsdException w:name="List Table 4 Accent 3" w:uiPriority="49"/>
+    <w:lsdException w:name="List Table 5 Dark Accent 3" w:uiPriority="50"/>
+    <w:lsdException w:name="List Table 6 Colorful Accent 3" w:uiPriority="51"/>
+    <w:lsdException w:name="List Table 7 Colorful Accent 3" w:uiPriority="52"/>
+    <w:lsdException w:name="List Table 1 Light Accent 4" w:uiPriority="46"/>
+    <w:lsdException w:name="List Table 2 Accent 4" w:uiPriority="47"/>
+    <w:lsdException w:name="List Table 3 Accent 4" w:uiPriority="48"/>
+    <w:lsdException w:name="List Table 4 Accent 4" w:uiPriority="49"/>
+    <w:lsdException w:name="List Table 5 Dark Accent 4" w:uiPriority="50"/>
+    <w:lsdException w:name="List Table 6 Colorful Accent 4" w:uiPriority="51"/>
+    <w:lsdException w:name="List Table 7 Colorful Accent 4" w:uiPriority="52"/>
+    <w:lsdException w:name="List Table 1 Light Accent 5" w:uiPriority="46"/>
+    <w:lsdException w:name="List Table 2 Accent 5" w:uiPriority="47"/>
+    <w:lsdException w:name="List Table 3 Accent 5" w:uiPriority="48"/>
+    <w:lsdException w:name="List Table 4 Accent 5" w:uiPriority="49"/>
+    <w:lsdException w:name="List Table 5 Dark Accent 5" w:uiPriority="50"/>
+    <w:lsdException w:name="List Table 6 Colorful Accent 5" w:uiPriority="51"/>
+    <w:lsdException w:name="List Table 7 Colorful Accent 5" w:uiPriority="52"/>
+    <w:lsdException w:name="List Table 1 Light Accent 6" w:uiPriority="46"/>
+    <w:lsdException w:name="List Table 2 Accent 6" w:uiPriority="47"/>
+    <w:lsdException w:name="List Table 3 Accent 6" w:uiPriority="48"/>
+    <w:lsdException w:name="List Table 4 Accent 6" w:uiPriority="49"/>
+    <w:lsdException w:name="List Table 5 Dark Accent 6" w:uiPriority="50"/>
+    <w:lsdException w:name="List Table 6 Colorful Accent 6" w:uiPriority="51"/>
+    <w:lsdException w:name="List Table 7 Colorful Accent 6" w:uiPriority="52"/>
+    <w:lsdException w:name="Mention" w:semiHidden="1" w:unhideWhenUsed="1"/>
+    <w:lsdException w:name="Smart Hyperlink" w:semiHidden="1" w:unhideWhenUsed="1"/>
+    <w:lsdException w:name="Hashtag" w:semiHidden="1" w:unhideWhenUsed="1"/>
+    <w:lsdException w:name="Unresolved Mention" w:semiHidden="1" w:unhideWhenUsed="1"/>
+    <w:lsdException w:name="Smart Link" w:semiHidden="1" w:unhideWhenUsed="1"/>
+  </w:latentStyles>
+  <w:style w:type="paragraph" w:default="1" w:styleId="Normal">
+    <w:name w:val="Normal"/>
     <w:qFormat/>
-    <w:rPr>
-      <w:sz w:val="56"/>
-      <w:szCs w:val="56"/>
-    </w:rPr>
   </w:style>
   <w:style w:type="paragraph" w:styleId="Heading1">
-    <w:name w:val="Heading 1"/>
-    <w:basedOn w:val="Normal"/>
-    <w:next w:val="Normal"/>
+    <w:name w:val="heading 1"/>
+    <w:uiPriority w:val="9"/>
     <w:qFormat/>
+    <w:pPr>
+      <w:spacing w:before="320" w:after="160"/>
+      <w:outlineLvl w:val="0"/>
+    </w:pPr>
     <w:rPr>
-      <w:color w:val="2E74B5"/>
-      <w:sz w:val="32"/>
-      <w:szCs w:val="32"/>
+      <w:b/>
+      <w:bCs/>
+      <w:color w:val="1F4E79"/>
+      <w:sz w:val="36"/>
+      <w:szCs w:val="36"/>
     </w:rPr>
   </w:style>
   <w:style w:type="paragraph" w:styleId="Heading2">
-    <w:name w:val="Heading 2"/>
-    <w:basedOn w:val="Normal"/>
-    <w:next w:val="Normal"/>
+    <w:name w:val="heading 2"/>
+    <w:uiPriority w:val="9"/>
+    <w:unhideWhenUsed/>
     <w:qFormat/>
+    <w:pPr>
+      <w:spacing w:before="240" w:after="120"/>
+      <w:outlineLvl w:val="1"/>
+    </w:pPr>
     <w:rPr>
-      <w:color w:val="2E74B5"/>
-      <w:sz w:val="26"/>
-      <w:szCs w:val="26"/>
+      <w:b/>
+      <w:bCs/>
+      <w:color w:val="C00000"/>
+      <w:sz w:val="28"/>
+      <w:szCs w:val="28"/>
     </w:rPr>
   </w:style>
   <w:style w:type="paragraph" w:styleId="Heading3">
-    <w:name w:val="Heading 3"/>
-    <w:basedOn w:val="Normal"/>
-    <w:next w:val="Normal"/>
+    <w:name w:val="heading 3"/>
+    <w:uiPriority w:val="9"/>
+    <w:semiHidden/>
+    <w:unhideWhenUsed/>
     <w:qFormat/>
+    <w:pPr>
+      <w:spacing w:before="160" w:after="80"/>
+      <w:outlineLvl w:val="2"/>
+    </w:pPr>
     <w:rPr>
-      <w:color w:val="1F4D78"/>
+      <w:b/>
+      <w:bCs/>
+      <w:color w:val="404040"/>
       <w:sz w:val="24"/>
       <w:szCs w:val="24"/>
     </w:rPr>
   </w:style>
   <w:style w:type="paragraph" w:styleId="Heading4">
-    <w:name w:val="Heading 4"/>
-    <w:basedOn w:val="Normal"/>
-    <w:next w:val="Normal"/>
+    <w:name w:val="heading 4"/>
+    <w:uiPriority w:val="9"/>
+    <w:semiHidden/>
+    <w:unhideWhenUsed/>
     <w:qFormat/>
+    <w:pPr>
+      <w:outlineLvl w:val="3"/>
+    </w:pPr>
     <w:rPr>
       <w:i/>
       <w:iCs/>
@@ -2202,27 +2709,69 @@
     </w:rPr>
   </w:style>
   <w:style w:type="paragraph" w:styleId="Heading5">
-    <w:name w:val="Heading 5"/>
-    <w:basedOn w:val="Normal"/>
-    <w:next w:val="Normal"/>
+    <w:name w:val="heading 5"/>
+    <w:uiPriority w:val="9"/>
+    <w:semiHidden/>
+    <w:unhideWhenUsed/>
     <w:qFormat/>
+    <w:pPr>
+      <w:outlineLvl w:val="4"/>
+    </w:pPr>
     <w:rPr>
       <w:color w:val="2E74B5"/>
     </w:rPr>
   </w:style>
   <w:style w:type="paragraph" w:styleId="Heading6">
-    <w:name w:val="Heading 6"/>
-    <w:basedOn w:val="Normal"/>
-    <w:next w:val="Normal"/>
+    <w:name w:val="heading 6"/>
+    <w:uiPriority w:val="9"/>
+    <w:semiHidden/>
+    <w:unhideWhenUsed/>
     <w:qFormat/>
+    <w:pPr>
+      <w:outlineLvl w:val="5"/>
+    </w:pPr>
     <w:rPr>
       <w:color w:val="1F4D78"/>
     </w:rPr>
   </w:style>
-  <w:style w:type="paragraph" w:styleId="Strong">
-    <w:name w:val="Strong"/>
-    <w:basedOn w:val="Normal"/>
-    <w:next w:val="Normal"/>
+  <w:style w:type="character" w:default="1" w:styleId="DefaultParagraphFont">
+    <w:name w:val="Default Paragraph Font"/>
+    <w:uiPriority w:val="1"/>
+    <w:semiHidden/>
+    <w:unhideWhenUsed/>
+  </w:style>
+  <w:style w:type="table" w:default="1" w:styleId="TableNormal">
+    <w:name w:val="Normal Table"/>
+    <w:uiPriority w:val="99"/>
+    <w:semiHidden/>
+    <w:unhideWhenUsed/>
+    <w:tblPr>
+      <w:tblInd w:w="0" w:type="dxa"/>
+      <w:tblCellMar>
+        <w:top w:w="0" w:type="dxa"/>
+        <w:left w:w="108" w:type="dxa"/>
+        <w:bottom w:w="0" w:type="dxa"/>
+        <w:right w:w="108" w:type="dxa"/>
+      </w:tblCellMar>
+    </w:tblPr>
+  </w:style>
+  <w:style w:type="numbering" w:default="1" w:styleId="NoList">
+    <w:name w:val="No List"/>
+    <w:uiPriority w:val="99"/>
+    <w:semiHidden/>
+    <w:unhideWhenUsed/>
+  </w:style>
+  <w:style w:type="paragraph" w:styleId="Title">
+    <w:name w:val="Title"/>
+    <w:uiPriority w:val="10"/>
+    <w:qFormat/>
+    <w:rPr>
+      <w:sz w:val="56"/>
+      <w:szCs w:val="56"/>
+    </w:rPr>
+  </w:style>
+  <w:style w:type="paragraph" w:customStyle="1" w:styleId="Strong1">
+    <w:name w:val="Strong1"/>
     <w:qFormat/>
     <w:rPr>
       <w:b/>
@@ -2231,12 +2780,10 @@
   </w:style>
   <w:style w:type="paragraph" w:styleId="ListParagraph">
     <w:name w:val="List Paragraph"/>
-    <w:basedOn w:val="Normal"/>
     <w:qFormat/>
   </w:style>
   <w:style w:type="character" w:styleId="Hyperlink">
     <w:name w:val="Hyperlink"/>
-    <w:basedOn w:val="DefaultParagraphFont"/>
     <w:uiPriority w:val="99"/>
     <w:unhideWhenUsed/>
     <w:rPr>
@@ -2246,7 +2793,6 @@
   </w:style>
   <w:style w:type="character" w:styleId="FootnoteReference">
     <w:name w:val="footnote reference"/>
-    <w:basedOn w:val="DefaultParagraphFont"/>
     <w:uiPriority w:val="99"/>
     <w:semiHidden/>
     <w:unhideWhenUsed/>
@@ -2256,22 +2802,17 @@
   </w:style>
   <w:style w:type="paragraph" w:styleId="FootnoteText">
     <w:name w:val="footnote text"/>
-    <w:basedOn w:val="Normal"/>
     <w:link w:val="FootnoteTextChar"/>
     <w:uiPriority w:val="99"/>
     <w:semiHidden/>
     <w:unhideWhenUsed/>
-    <w:pPr>
-      <w:spacing w:after="0" w:line="240" w:lineRule="auto"/>
-    </w:pPr>
     <w:rPr>
       <w:sz w:val="20"/>
       <w:szCs w:val="20"/>
     </w:rPr>
   </w:style>
-  <w:style w:type="character" w:styleId="FootnoteTextChar">
+  <w:style w:type="character" w:customStyle="1" w:styleId="FootnoteTextChar">
     <w:name w:val="Footnote Text Char"/>
-    <w:basedOn w:val="DefaultParagraphFont"/>
     <w:link w:val="FootnoteText"/>
     <w:uiPriority w:val="99"/>
     <w:semiHidden/>
@@ -2283,7 +2824,6 @@
   </w:style>
   <w:style w:type="character" w:styleId="EndnoteReference">
     <w:name w:val="endnote reference"/>
-    <w:basedOn w:val="DefaultParagraphFont"/>
     <w:uiPriority w:val="99"/>
     <w:semiHidden/>
     <w:unhideWhenUsed/>
@@ -2293,22 +2833,17 @@
   </w:style>
   <w:style w:type="paragraph" w:styleId="EndnoteText">
     <w:name w:val="endnote text"/>
-    <w:basedOn w:val="Normal"/>
     <w:link w:val="EndnoteTextChar"/>
     <w:uiPriority w:val="99"/>
     <w:semiHidden/>
     <w:unhideWhenUsed/>
-    <w:pPr>
-      <w:spacing w:after="0" w:line="240" w:lineRule="auto"/>
-    </w:pPr>
     <w:rPr>
       <w:sz w:val="20"/>
       <w:szCs w:val="20"/>
     </w:rPr>
   </w:style>
-  <w:style w:type="character" w:styleId="EndnoteTextChar">
+  <w:style w:type="character" w:customStyle="1" w:styleId="EndnoteTextChar">
     <w:name w:val="Endnote Text Char"/>
-    <w:basedOn w:val="DefaultParagraphFont"/>
     <w:link w:val="EndnoteText"/>
     <w:uiPriority w:val="99"/>
     <w:semiHidden/>
@@ -2318,56 +2853,300 @@
       <w:szCs w:val="20"/>
     </w:rPr>
   </w:style>
-  <w:style w:type="paragraph" w:styleId="Heading1">
-    <w:name w:val="Heading 1"/>
-    <w:basedOn w:val="Normal"/>
-    <w:next w:val="Normal"/>
-    <w:qFormat/>
-    <w:pPr>
-      <w:spacing w:after="160" w:before="320"/>
-    </w:pPr>
-    <w:rPr>
-      <w:rFonts w:ascii="Arial" w:cs="Arial" w:eastAsia="Arial" w:hAnsi="Arial"/>
-      <w:b/>
-      <w:bCs/>
-      <w:color w:val="1F4E79"/>
-      <w:sz w:val="36"/>
-      <w:szCs w:val="36"/>
-    </w:rPr>
-  </w:style>
-  <w:style w:type="paragraph" w:styleId="Heading2">
-    <w:name w:val="Heading 2"/>
-    <w:basedOn w:val="Normal"/>
-    <w:next w:val="Normal"/>
-    <w:qFormat/>
-    <w:pPr>
-      <w:spacing w:after="120" w:before="240"/>
-    </w:pPr>
-    <w:rPr>
-      <w:rFonts w:ascii="Arial" w:cs="Arial" w:eastAsia="Arial" w:hAnsi="Arial"/>
-      <w:b/>
-      <w:bCs/>
-      <w:color w:val="C00000"/>
-      <w:sz w:val="28"/>
-      <w:szCs w:val="28"/>
-    </w:rPr>
-  </w:style>
-  <w:style w:type="paragraph" w:styleId="Heading3">
-    <w:name w:val="Heading 3"/>
-    <w:basedOn w:val="Normal"/>
-    <w:next w:val="Normal"/>
-    <w:qFormat/>
-    <w:pPr>
-      <w:spacing w:after="80" w:before="160"/>
-    </w:pPr>
-    <w:rPr>
-      <w:rFonts w:ascii="Arial" w:cs="Arial" w:eastAsia="Arial" w:hAnsi="Arial"/>
-      <w:b/>
-      <w:bCs/>
-      <w:color w:val="404040"/>
-      <w:sz w:val="24"/>
-      <w:szCs w:val="24"/>
-    </w:rPr>
-  </w:style>
 </w:styles>
+</file>
+
+<file path=word/theme/theme1.xml><?xml version="1.0" encoding="utf-8"?>
+<a:theme xmlns:a="http://schemas.openxmlformats.org/drawingml/2006/main" name="Office Theme">
+  <a:themeElements>
+    <a:clrScheme name="Office">
+      <a:dk1>
+        <a:sysClr val="windowText" lastClr="000000"/>
+      </a:dk1>
+      <a:lt1>
+        <a:sysClr val="window" lastClr="FFFFFF"/>
+      </a:lt1>
+      <a:dk2>
+        <a:srgbClr val="0E2841"/>
+      </a:dk2>
+      <a:lt2>
+        <a:srgbClr val="E8E8E8"/>
+      </a:lt2>
+      <a:accent1>
+        <a:srgbClr val="156082"/>
+      </a:accent1>
+      <a:accent2>
+        <a:srgbClr val="E97132"/>
+      </a:accent2>
+      <a:accent3>
+        <a:srgbClr val="196B24"/>
+      </a:accent3>
+      <a:accent4>
+        <a:srgbClr val="0F9ED5"/>
+      </a:accent4>
+      <a:accent5>
+        <a:srgbClr val="A02B93"/>
+      </a:accent5>
+      <a:accent6>
+        <a:srgbClr val="4EA72E"/>
+      </a:accent6>
+      <a:hlink>
+        <a:srgbClr val="467886"/>
+      </a:hlink>
+      <a:folHlink>
+        <a:srgbClr val="96607D"/>
+      </a:folHlink>
+    </a:clrScheme>
+    <a:fontScheme name="Office">
+      <a:majorFont>
+        <a:latin typeface="Aptos Display" panose="02110004020202020204"/>
+        <a:ea typeface=""/>
+        <a:cs typeface=""/>
+        <a:font script="Jpan" typeface="游ゴシック Light"/>
+        <a:font script="Hang" typeface="맑은 고딕"/>
+        <a:font script="Hans" typeface="等线 Light"/>
+        <a:font script="Hant" typeface="新細明體"/>
+        <a:font script="Arab" typeface="Times New Roman"/>
+        <a:font script="Hebr" typeface="Times New Roman"/>
+        <a:font script="Thai" typeface="Angsana New"/>
+        <a:font script="Ethi" typeface="Nyala"/>
+        <a:font script="Beng" typeface="Vrinda"/>
+        <a:font script="Gujr" typeface="Shruti"/>
+        <a:font script="Khmr" typeface="MoolBoran"/>
+        <a:font script="Knda" typeface="Tunga"/>
+        <a:font script="Guru" typeface="Raavi"/>
+        <a:font script="Cans" typeface="Euphemia"/>
+        <a:font script="Cher" typeface="Plantagenet Cherokee"/>
+        <a:font script="Yiii" typeface="Microsoft Yi Baiti"/>
+        <a:font script="Tibt" typeface="Microsoft Himalaya"/>
+        <a:font script="Thaa" typeface="MV Boli"/>
+        <a:font script="Deva" typeface="Mangal"/>
+        <a:font script="Telu" typeface="Gautami"/>
+        <a:font script="Taml" typeface="Latha"/>
+        <a:font script="Syrc" typeface="Estrangelo Edessa"/>
+        <a:font script="Orya" typeface="Kalinga"/>
+        <a:font script="Mlym" typeface="Kartika"/>
+        <a:font script="Laoo" typeface="DokChampa"/>
+        <a:font script="Sinh" typeface="Iskoola Pota"/>
+        <a:font script="Mong" typeface="Mongolian Baiti"/>
+        <a:font script="Viet" typeface="Times New Roman"/>
+        <a:font script="Uigh" typeface="Microsoft Uighur"/>
+        <a:font script="Geor" typeface="Sylfaen"/>
+        <a:font script="Armn" typeface="Arial"/>
+        <a:font script="Bugi" typeface="Leelawadee UI"/>
+        <a:font script="Bopo" typeface="Microsoft JhengHei"/>
+        <a:font script="Java" typeface="Javanese Text"/>
+        <a:font script="Lisu" typeface="Segoe UI"/>
+        <a:font script="Mymr" typeface="Myanmar Text"/>
+        <a:font script="Nkoo" typeface="Ebrima"/>
+        <a:font script="Olck" typeface="Nirmala UI"/>
+        <a:font script="Osma" typeface="Ebrima"/>
+        <a:font script="Phag" typeface="Phagspa"/>
+        <a:font script="Syrn" typeface="Estrangelo Edessa"/>
+        <a:font script="Syrj" typeface="Estrangelo Edessa"/>
+        <a:font script="Syre" typeface="Estrangelo Edessa"/>
+        <a:font script="Sora" typeface="Nirmala UI"/>
+        <a:font script="Tale" typeface="Microsoft Tai Le"/>
+        <a:font script="Talu" typeface="Microsoft New Tai Lue"/>
+        <a:font script="Tfng" typeface="Ebrima"/>
+      </a:majorFont>
+      <a:minorFont>
+        <a:latin typeface="Aptos" panose="02110004020202020204"/>
+        <a:ea typeface=""/>
+        <a:cs typeface=""/>
+        <a:font script="Jpan" typeface="游明朝"/>
+        <a:font script="Hang" typeface="맑은 고딕"/>
+        <a:font script="Hans" typeface="等线"/>
+        <a:font script="Hant" typeface="新細明體"/>
+        <a:font script="Arab" typeface="Arial"/>
+        <a:font script="Hebr" typeface="Arial"/>
+        <a:font script="Thai" typeface="Cordia New"/>
+        <a:font script="Ethi" typeface="Nyala"/>
+        <a:font script="Beng" typeface="Vrinda"/>
+        <a:font script="Gujr" typeface="Shruti"/>
+        <a:font script="Khmr" typeface="DaunPenh"/>
+        <a:font script="Knda" typeface="Tunga"/>
+        <a:font script="Guru" typeface="Raavi"/>
+        <a:font script="Cans" typeface="Euphemia"/>
+        <a:font script="Cher" typeface="Plantagenet Cherokee"/>
+        <a:font script="Yiii" typeface="Microsoft Yi Baiti"/>
+        <a:font script="Tibt" typeface="Microsoft Himalaya"/>
+        <a:font script="Thaa" typeface="MV Boli"/>
+        <a:font script="Deva" typeface="Mangal"/>
+        <a:font script="Telu" typeface="Gautami"/>
+        <a:font script="Taml" typeface="Latha"/>
+        <a:font script="Syrc" typeface="Estrangelo Edessa"/>
+        <a:font script="Orya" typeface="Kalinga"/>
+        <a:font script="Mlym" typeface="Kartika"/>
+        <a:font script="Laoo" typeface="DokChampa"/>
+        <a:font script="Sinh" typeface="Iskoola Pota"/>
+        <a:font script="Mong" typeface="Mongolian Baiti"/>
+        <a:font script="Viet" typeface="Arial"/>
+        <a:font script="Uigh" typeface="Microsoft Uighur"/>
+        <a:font script="Geor" typeface="Sylfaen"/>
+        <a:font script="Armn" typeface="Arial"/>
+        <a:font script="Bugi" typeface="Leelawadee UI"/>
+        <a:font script="Bopo" typeface="Microsoft JhengHei"/>
+        <a:font script="Java" typeface="Javanese Text"/>
+        <a:font script="Lisu" typeface="Segoe UI"/>
+        <a:font script="Mymr" typeface="Myanmar Text"/>
+        <a:font script="Nkoo" typeface="Ebrima"/>
+        <a:font script="Olck" typeface="Nirmala UI"/>
+        <a:font script="Osma" typeface="Ebrima"/>
+        <a:font script="Phag" typeface="Phagspa"/>
+        <a:font script="Syrn" typeface="Estrangelo Edessa"/>
+        <a:font script="Syrj" typeface="Estrangelo Edessa"/>
+        <a:font script="Syre" typeface="Estrangelo Edessa"/>
+        <a:font script="Sora" typeface="Nirmala UI"/>
+        <a:font script="Tale" typeface="Microsoft Tai Le"/>
+        <a:font script="Talu" typeface="Microsoft New Tai Lue"/>
+        <a:font script="Tfng" typeface="Ebrima"/>
+      </a:minorFont>
+    </a:fontScheme>
+    <a:fmtScheme name="Office">
+      <a:fillStyleLst>
+        <a:solidFill>
+          <a:schemeClr val="phClr"/>
+        </a:solidFill>
+        <a:gradFill rotWithShape="1">
+          <a:gsLst>
+            <a:gs pos="0">
+              <a:schemeClr val="phClr">
+                <a:lumMod val="110000"/>
+                <a:satMod val="105000"/>
+                <a:tint val="67000"/>
+              </a:schemeClr>
+            </a:gs>
+            <a:gs pos="50000">
+              <a:schemeClr val="phClr">
+                <a:lumMod val="105000"/>
+                <a:satMod val="103000"/>
+                <a:tint val="73000"/>
+              </a:schemeClr>
+            </a:gs>
+            <a:gs pos="100000">
+              <a:schemeClr val="phClr">
+                <a:lumMod val="105000"/>
+                <a:satMod val="109000"/>
+                <a:tint val="81000"/>
+              </a:schemeClr>
+            </a:gs>
+          </a:gsLst>
+          <a:lin ang="5400000" scaled="0"/>
+        </a:gradFill>
+        <a:gradFill rotWithShape="1">
+          <a:gsLst>
+            <a:gs pos="0">
+              <a:schemeClr val="phClr">
+                <a:satMod val="103000"/>
+                <a:lumMod val="102000"/>
+                <a:tint val="94000"/>
+              </a:schemeClr>
+            </a:gs>
+            <a:gs pos="50000">
+              <a:schemeClr val="phClr">
+                <a:satMod val="110000"/>
+                <a:lumMod val="100000"/>
+                <a:shade val="100000"/>
+              </a:schemeClr>
+            </a:gs>
+            <a:gs pos="100000">
+              <a:schemeClr val="phClr">
+                <a:lumMod val="99000"/>
+                <a:satMod val="120000"/>
+                <a:shade val="78000"/>
+              </a:schemeClr>
+            </a:gs>
+          </a:gsLst>
+          <a:lin ang="5400000" scaled="0"/>
+        </a:gradFill>
+      </a:fillStyleLst>
+      <a:lnStyleLst>
+        <a:ln w="6350" cap="flat" cmpd="sng" algn="ctr">
+          <a:solidFill>
+            <a:schemeClr val="phClr"/>
+          </a:solidFill>
+          <a:prstDash val="solid"/>
+          <a:miter lim="800000"/>
+        </a:ln>
+        <a:ln w="12700" cap="flat" cmpd="sng" algn="ctr">
+          <a:solidFill>
+            <a:schemeClr val="phClr"/>
+          </a:solidFill>
+          <a:prstDash val="solid"/>
+          <a:miter lim="800000"/>
+        </a:ln>
+        <a:ln w="19050" cap="flat" cmpd="sng" algn="ctr">
+          <a:solidFill>
+            <a:schemeClr val="phClr"/>
+          </a:solidFill>
+          <a:prstDash val="solid"/>
+          <a:miter lim="800000"/>
+        </a:ln>
+      </a:lnStyleLst>
+      <a:effectStyleLst>
+        <a:effectStyle>
+          <a:effectLst/>
+        </a:effectStyle>
+        <a:effectStyle>
+          <a:effectLst/>
+        </a:effectStyle>
+        <a:effectStyle>
+          <a:effectLst>
+            <a:outerShdw blurRad="57150" dist="19050" dir="5400000" algn="ctr" rotWithShape="0">
+              <a:srgbClr val="000000">
+                <a:alpha val="63000"/>
+              </a:srgbClr>
+            </a:outerShdw>
+          </a:effectLst>
+        </a:effectStyle>
+      </a:effectStyleLst>
+      <a:bgFillStyleLst>
+        <a:solidFill>
+          <a:schemeClr val="phClr"/>
+        </a:solidFill>
+        <a:solidFill>
+          <a:schemeClr val="phClr">
+            <a:tint val="95000"/>
+            <a:satMod val="170000"/>
+          </a:schemeClr>
+        </a:solidFill>
+        <a:gradFill rotWithShape="1">
+          <a:gsLst>
+            <a:gs pos="0">
+              <a:schemeClr val="phClr">
+                <a:tint val="93000"/>
+                <a:satMod val="150000"/>
+                <a:shade val="98000"/>
+                <a:lumMod val="102000"/>
+              </a:schemeClr>
+            </a:gs>
+            <a:gs pos="50000">
+              <a:schemeClr val="phClr">
+                <a:tint val="98000"/>
+                <a:satMod val="130000"/>
+                <a:shade val="90000"/>
+                <a:lumMod val="103000"/>
+              </a:schemeClr>
+            </a:gs>
+            <a:gs pos="100000">
+              <a:schemeClr val="phClr">
+                <a:shade val="63000"/>
+                <a:satMod val="120000"/>
+              </a:schemeClr>
+            </a:gs>
+          </a:gsLst>
+          <a:lin ang="5400000" scaled="0"/>
+        </a:gradFill>
+      </a:bgFillStyleLst>
+    </a:fmtScheme>
+  </a:themeElements>
+  <a:objectDefaults/>
+  <a:extraClrSchemeLst/>
+  <a:extLst>
+    <a:ext uri="{05A4C25C-085E-4340-85A3-A5531E510DB2}">
+      <thm15:themeFamily xmlns:thm15="http://schemas.microsoft.com/office/thememl/2012/main" name="Office Theme" id="{2E142A2C-CD16-42D6-873A-C26D2A0506FA}" vid="{1BDDFF52-6CD6-40A5-AB3C-68EB2F1E4D0A}"/>
+    </a:ext>
+  </a:extLst>
+</a:theme>
 </file>